--- a/public/downloads/huong-dan-su-dung-he-thong-qaqc-maycha-01-06-2026.docx
+++ b/public/downloads/huong-dan-su-dung-he-thong-qaqc-maycha-01-06-2026.docx
@@ -27,7 +27,7 @@
           <w:color w:val="C7A03B"/>
           <w:sz w:val="26"/>
         </w:rPr>
-        <w:t>Bản cập nhật 07/07/2026</w:t>
+        <w:t>Bản cập nhật 15/07/2026</w:t>
       </w:r>
     </w:p>
     <w:p>
@@ -78,7 +78,7 @@
           <w:b w:val="0"/>
           <w:sz w:val="22"/>
         </w:rPr>
-        <w:t>Tổng số mục: 51</w:t>
+        <w:t>Tổng số mục: 50</w:t>
       </w:r>
     </w:p>
     <w:p>
@@ -318,12 +318,12 @@
         </w:tabs>
         <w:ind w:left="403"/>
       </w:pPr>
-      <w:hyperlink w:anchor="toc_dashboard_qam" w:history="1">
+      <w:hyperlink w:anchor="toc_dashboard_qa" w:history="1">
         <w:r>
           <w:rPr>
             <w:color w:val="000000"/>
           </w:rPr>
-          <w:t xml:space="preserve">3.3. Dashboard QAM</w:t>
+          <w:t xml:space="preserve">3.3. Dashboard QA</w:t>
         </w:r>
       </w:hyperlink>
       <w:r>
@@ -333,9 +333,9 @@
         </w:rPr>
         <w:tab/>
       </w:r>
-      <w:fldSimple w:instr=" PAGEREF toc_dashboard_qam \h ">
+      <w:fldSimple w:instr=" PAGEREF toc_dashboard_qa \h ">
         <w:r>
-          <w:t>13</w:t>
+          <w:t>12</w:t>
         </w:r>
       </w:fldSimple>
     </w:p>
@@ -419,7 +419,7 @@
       </w:r>
       <w:fldSimple w:instr=" PAGEREF toc_dashboard_qc \h ">
         <w:r>
-          <w:t>17</w:t>
+          <w:t>16</w:t>
         </w:r>
       </w:fldSimple>
     </w:p>
@@ -435,7 +435,7 @@
           <w:rPr>
             <w:color w:val="000000"/>
           </w:rPr>
-          <w:t xml:space="preserve">3.7. Dashboard SM</w:t>
+          <w:t xml:space="preserve">3.7. Dashboard SM / Chủ nhượng quyền</w:t>
         </w:r>
       </w:hyperlink>
       <w:r>
@@ -447,7 +447,7 @@
       </w:r>
       <w:fldSimple w:instr=" PAGEREF toc_dashboard_sm \h ">
         <w:r>
-          <w:t>18</w:t>
+          <w:t>17</w:t>
         </w:r>
       </w:fldSimple>
     </w:p>
@@ -476,7 +476,7 @@
       </w:r>
       <w:fldSimple w:instr=" PAGEREF toc_du_lieu_nen \h ">
         <w:r>
-          <w:t>19</w:t>
+          <w:t>18</w:t>
         </w:r>
       </w:fldSimple>
     </w:p>
@@ -504,7 +504,7 @@
       </w:r>
       <w:fldSimple w:instr=" PAGEREF toc_du_lieu_brand \h ">
         <w:r>
-          <w:t>21</w:t>
+          <w:t>19</w:t>
         </w:r>
       </w:fldSimple>
     </w:p>
@@ -532,7 +532,7 @@
       </w:r>
       <w:fldSimple w:instr=" PAGEREF toc_du_lieu_location \h ">
         <w:r>
-          <w:t>24</w:t>
+          <w:t>23</w:t>
         </w:r>
       </w:fldSimple>
     </w:p>
@@ -560,7 +560,7 @@
       </w:r>
       <w:fldSimple w:instr=" PAGEREF toc_du_lieu_store \h ">
         <w:r>
-          <w:t>28</w:t>
+          <w:t>27</w:t>
         </w:r>
       </w:fldSimple>
     </w:p>
@@ -588,7 +588,7 @@
       </w:r>
       <w:fldSimple w:instr=" PAGEREF toc_du_lieu_user \h ">
         <w:r>
-          <w:t>33</w:t>
+          <w:t>31</w:t>
         </w:r>
       </w:fldSimple>
     </w:p>
@@ -617,7 +617,7 @@
       </w:r>
       <w:fldSimple w:instr=" PAGEREF toc_tieu_chi_checklist \h ">
         <w:r>
-          <w:t>38</w:t>
+          <w:t>36</w:t>
         </w:r>
       </w:fldSimple>
     </w:p>
@@ -645,7 +645,7 @@
       </w:r>
       <w:fldSimple w:instr=" PAGEREF toc_tieu_chi \h ">
         <w:r>
-          <w:t>39</w:t>
+          <w:t>37</w:t>
         </w:r>
       </w:fldSimple>
     </w:p>
@@ -673,7 +673,7 @@
       </w:r>
       <w:fldSimple w:instr=" PAGEREF toc_tieu_chi_franchise_preset \h ">
         <w:r>
-          <w:t>41</w:t>
+          <w:t>39</w:t>
         </w:r>
       </w:fldSimple>
     </w:p>
@@ -701,7 +701,7 @@
       </w:r>
       <w:fldSimple w:instr=" PAGEREF toc_tieu_chi_chi_tiet \h ">
         <w:r>
-          <w:t>42</w:t>
+          <w:t>40</w:t>
         </w:r>
       </w:fldSimple>
     </w:p>
@@ -729,7 +729,7 @@
       </w:r>
       <w:fldSimple w:instr=" PAGEREF toc_checklist_list \h ">
         <w:r>
-          <w:t>44</w:t>
+          <w:t>42</w:t>
         </w:r>
       </w:fldSimple>
     </w:p>
@@ -757,7 +757,7 @@
       </w:r>
       <w:fldSimple w:instr=" PAGEREF toc_checklist_cau_hinh \h ">
         <w:r>
-          <w:t>47</w:t>
+          <w:t>44</w:t>
         </w:r>
       </w:fldSimple>
     </w:p>
@@ -786,7 +786,7 @@
       </w:r>
       <w:fldSimple w:instr=" PAGEREF toc_audit_plan \h ">
         <w:r>
-          <w:t>48</w:t>
+          <w:t>46</w:t>
         </w:r>
       </w:fldSimple>
     </w:p>
@@ -814,7 +814,7 @@
       </w:r>
       <w:fldSimple w:instr=" PAGEREF toc_audit_plan_list \h ">
         <w:r>
-          <w:t>50</w:t>
+          <w:t>48</w:t>
         </w:r>
       </w:fldSimple>
     </w:p>
@@ -842,7 +842,7 @@
       </w:r>
       <w:fldSimple w:instr=" PAGEREF toc_audit_plan_create_draft \h ">
         <w:r>
-          <w:t>52</w:t>
+          <w:t>50</w:t>
         </w:r>
       </w:fldSimple>
     </w:p>
@@ -870,7 +870,7 @@
       </w:r>
       <w:fldSimple w:instr=" PAGEREF toc_audit_plan_assign_stores \h ">
         <w:r>
-          <w:t>55</w:t>
+          <w:t>53</w:t>
         </w:r>
       </w:fldSimple>
     </w:p>
@@ -898,35 +898,7 @@
       </w:r>
       <w:fldSimple w:instr=" PAGEREF toc_audit_plan_publish_progress \h ">
         <w:r>
-          <w:t>58</w:t>
-        </w:r>
-      </w:fldSimple>
-    </w:p>
-    <w:p>
-      <w:pPr>
-        <w:tabs>
-          <w:tab w:pos="9000" w:val="right" w:leader="dot"/>
-        </w:tabs>
-        <w:ind w:left="403"/>
-      </w:pPr>
-      <w:hyperlink w:anchor="toc_audit_plan_bu_diem" w:history="1">
-        <w:r>
-          <w:rPr>
-            <w:color w:val="000000"/>
-          </w:rPr>
-          <w:t xml:space="preserve">6.5. Bù điểm cửa hàng chưa được chấm</w:t>
-        </w:r>
-      </w:hyperlink>
-      <w:r>
-        <w:rPr>
-          <w:rFonts w:ascii="Arial" w:hAnsi="Arial"/>
-          <w:sz w:val="22"/>
-        </w:rPr>
-        <w:tab/>
-      </w:r>
-      <w:fldSimple w:instr=" PAGEREF toc_audit_plan_bu_diem \h ">
-        <w:r>
-          <w:t>60</w:t>
+          <w:t>56</w:t>
         </w:r>
       </w:fldSimple>
     </w:p>
@@ -942,7 +914,7 @@
           <w:rPr>
             <w:color w:val="000000"/>
           </w:rPr>
-          <w:t xml:space="preserve">6.6. Đóng kế hoạch</w:t>
+          <w:t xml:space="preserve">6.5. Đóng kế hoạch</w:t>
         </w:r>
       </w:hyperlink>
       <w:r>
@@ -954,7 +926,7 @@
       </w:r>
       <w:fldSimple w:instr=" PAGEREF toc_audit_plan_close \h ">
         <w:r>
-          <w:t>64</w:t>
+          <w:t>58</w:t>
         </w:r>
       </w:fldSimple>
     </w:p>
@@ -983,7 +955,7 @@
       </w:r>
       <w:fldSimple w:instr=" PAGEREF toc_audit_execution \h ">
         <w:r>
-          <w:t>67</w:t>
+          <w:t>60</w:t>
         </w:r>
       </w:fldSimple>
     </w:p>
@@ -1011,7 +983,7 @@
       </w:r>
       <w:fldSimple w:instr=" PAGEREF toc_audit_execution_list \h ">
         <w:r>
-          <w:t>68</w:t>
+          <w:t>62</w:t>
         </w:r>
       </w:fldSimple>
     </w:p>
@@ -1039,7 +1011,7 @@
       </w:r>
       <w:fldSimple w:instr=" PAGEREF toc_audit_execution_session \h ">
         <w:r>
-          <w:t>69</w:t>
+          <w:t>63</w:t>
         </w:r>
       </w:fldSimple>
     </w:p>
@@ -1067,7 +1039,7 @@
       </w:r>
       <w:fldSimple w:instr=" PAGEREF toc_audit_execution_managed_criteria \h ">
         <w:r>
-          <w:t>71</w:t>
+          <w:t>65</w:t>
         </w:r>
       </w:fldSimple>
     </w:p>
@@ -1095,7 +1067,7 @@
       </w:r>
       <w:fldSimple w:instr=" PAGEREF toc_audit_execution_franchise_criteria \h ">
         <w:r>
-          <w:t>73</w:t>
+          <w:t>66</w:t>
         </w:r>
       </w:fldSimple>
     </w:p>
@@ -1123,7 +1095,7 @@
       </w:r>
       <w:fldSimple w:instr=" PAGEREF toc_audit_execution_risk_ccp \h ">
         <w:r>
-          <w:t>75</w:t>
+          <w:t>69</w:t>
         </w:r>
       </w:fldSimple>
     </w:p>
@@ -1151,7 +1123,7 @@
       </w:r>
       <w:fldSimple w:instr=" PAGEREF toc_audit_execution_save_submit \h ">
         <w:r>
-          <w:t>76</w:t>
+          <w:t>70</w:t>
         </w:r>
       </w:fldSimple>
     </w:p>
@@ -1180,7 +1152,7 @@
       </w:r>
       <w:fldSimple w:instr=" PAGEREF toc_audit_result \h ">
         <w:r>
-          <w:t>77</w:t>
+          <w:t>71</w:t>
         </w:r>
       </w:fldSimple>
     </w:p>
@@ -1208,7 +1180,7 @@
       </w:r>
       <w:fldSimple w:instr=" PAGEREF toc_audit_result_list \h ">
         <w:r>
-          <w:t>78</w:t>
+          <w:t>72</w:t>
         </w:r>
       </w:fldSimple>
     </w:p>
@@ -1236,7 +1208,7 @@
       </w:r>
       <w:fldSimple w:instr=" PAGEREF toc_audit_result_detail \h ">
         <w:r>
-          <w:t>80</w:t>
+          <w:t>73</w:t>
         </w:r>
       </w:fldSimple>
     </w:p>
@@ -1264,7 +1236,7 @@
       </w:r>
       <w:fldSimple w:instr=" PAGEREF toc_audit_result_edit_export \h ">
         <w:r>
-          <w:t>81</w:t>
+          <w:t>75</w:t>
         </w:r>
       </w:fldSimple>
     </w:p>
@@ -1293,7 +1265,7 @@
       </w:r>
       <w:fldSimple w:instr=" PAGEREF toc_score_confirm_action_plan \h ">
         <w:r>
-          <w:t>86</w:t>
+          <w:t>79</w:t>
         </w:r>
       </w:fldSimple>
     </w:p>
@@ -1321,7 +1293,7 @@
       </w:r>
       <w:fldSimple w:instr=" PAGEREF toc_score_confirm \h ">
         <w:r>
-          <w:t>86</w:t>
+          <w:t>80</w:t>
         </w:r>
       </w:fldSimple>
     </w:p>
@@ -1349,7 +1321,7 @@
       </w:r>
       <w:fldSimple w:instr=" PAGEREF toc_action_plan_list \h ">
         <w:r>
-          <w:t>88</w:t>
+          <w:t>82</w:t>
         </w:r>
       </w:fldSimple>
     </w:p>
@@ -1377,7 +1349,7 @@
       </w:r>
       <w:fldSimple w:instr=" PAGEREF toc_action_plan_detail \h ">
         <w:r>
-          <w:t>89</w:t>
+          <w:t>83</w:t>
         </w:r>
       </w:fldSimple>
     </w:p>
@@ -1406,7 +1378,7 @@
       </w:r>
       <w:fldSimple w:instr=" PAGEREF toc_thong_bao \h ">
         <w:r>
-          <w:t>91</w:t>
+          <w:t>85</w:t>
         </w:r>
       </w:fldSimple>
     </w:p>
@@ -1434,7 +1406,7 @@
       </w:r>
       <w:fldSimple w:instr=" PAGEREF toc_notification_center \h ">
         <w:r>
-          <w:t>91</w:t>
+          <w:t>85</w:t>
         </w:r>
       </w:fldSimple>
     </w:p>
@@ -1462,7 +1434,7 @@
       </w:r>
       <w:fldSimple w:instr=" PAGEREF toc_notification_types \h ">
         <w:r>
-          <w:t>93</w:t>
+          <w:t>87</w:t>
         </w:r>
       </w:fldSimple>
     </w:p>
@@ -1491,7 +1463,7 @@
       </w:r>
       <w:fldSimple w:instr=" PAGEREF toc_faq \h ">
         <w:r>
-          <w:t>94</w:t>
+          <w:t>88</w:t>
         </w:r>
       </w:fldSimple>
     </w:p>
@@ -1519,7 +1491,7 @@
       </w:r>
       <w:fldSimple w:instr=" PAGEREF toc_faq_common \h ">
         <w:r>
-          <w:t>94</w:t>
+          <w:t>88</w:t>
         </w:r>
       </w:fldSimple>
     </w:p>
@@ -1547,7 +1519,7 @@
       </w:r>
       <w:fldSimple w:instr=" PAGEREF toc_faq_permission_workflow \h ">
         <w:r>
-          <w:t>95</w:t>
+          <w:t>89</w:t>
         </w:r>
       </w:fldSimple>
     </w:p>
@@ -1679,7 +1651,7 @@
                 <w:rFonts w:ascii="Arial" w:hAnsi="Arial"/>
                 <w:sz w:val="20"/>
               </w:rPr>
-              <w:t>Admin / Company Admin</w:t>
+              <w:t>Admin</w:t>
             </w:r>
           </w:p>
         </w:tc>
@@ -1811,7 +1783,7 @@
                 <w:rFonts w:ascii="Arial" w:hAnsi="Arial"/>
                 <w:sz w:val="20"/>
               </w:rPr>
-              <w:t>QA Manager / QAM</w:t>
+              <w:t>QA</w:t>
             </w:r>
           </w:p>
         </w:tc>
@@ -1855,7 +1827,7 @@
                 <w:rFonts w:ascii="Arial" w:hAnsi="Arial"/>
                 <w:sz w:val="20"/>
               </w:rPr>
-              <w:t>QC Audit</w:t>
+              <w:t>QC</w:t>
             </w:r>
           </w:p>
         </w:tc>
@@ -2373,7 +2345,7 @@
           <w:b w:val="0"/>
           <w:sz w:val="22"/>
         </w:rPr>
-        <w:t>Tất cả người dùng; Admin/QA hỗ trợ cấp lại mật khẩu khi cần.</w:t>
+        <w:t>Tất cả người dùng; Admin hỗ trợ cấp lại mật khẩu khi cần.</w:t>
       </w:r>
     </w:p>
     <w:p>
@@ -2497,7 +2469,7 @@
           <w:rFonts w:ascii="Arial" w:hAnsi="Arial"/>
           <w:sz w:val="22"/>
         </w:rPr>
-        <w:t>Nếu quên mật khẩu, liên hệ Admin/QA để được cấp lại theo quy trình nội bộ.</w:t>
+        <w:t>Nếu quên mật khẩu, liên hệ Admin để được cấp lại theo quy trình nội bộ.</w:t>
       </w:r>
     </w:p>
     <w:p>
@@ -2750,32 +2722,6 @@
           <w:b/>
           <w:sz w:val="22"/>
         </w:rPr>
-        <w:t>Dành cho</w:t>
-      </w:r>
-    </w:p>
-    <w:p>
-      <w:pPr>
-        <w:spacing w:after="120"/>
-      </w:pPr>
-      <w:r>
-        <w:rPr>
-          <w:rFonts w:ascii="Arial" w:hAnsi="Arial"/>
-          <w:b w:val="0"/>
-          <w:sz w:val="22"/>
-        </w:rPr>
-        <w:t>Admin/Company Admin.</w:t>
-      </w:r>
-    </w:p>
-    <w:p>
-      <w:pPr>
-        <w:spacing w:after="120"/>
-      </w:pPr>
-      <w:r>
-        <w:rPr>
-          <w:rFonts w:ascii="Arial" w:hAnsi="Arial"/>
-          <w:b/>
-          <w:sz w:val="22"/>
-        </w:rPr>
         <w:t>Mục đích</w:t>
       </w:r>
     </w:p>
@@ -2906,32 +2852,6 @@
           <w:b/>
           <w:sz w:val="22"/>
         </w:rPr>
-        <w:t>Dành cho</w:t>
-      </w:r>
-    </w:p>
-    <w:p>
-      <w:pPr>
-        <w:spacing w:after="120"/>
-      </w:pPr>
-      <w:r>
-        <w:rPr>
-          <w:rFonts w:ascii="Arial" w:hAnsi="Arial"/>
-          <w:b w:val="0"/>
-          <w:sz w:val="22"/>
-        </w:rPr>
-        <w:t>COO, xem dữ liệu tổng hợp tất cả brand.</w:t>
-      </w:r>
-    </w:p>
-    <w:p>
-      <w:pPr>
-        <w:spacing w:after="120"/>
-      </w:pPr>
-      <w:r>
-        <w:rPr>
-          <w:rFonts w:ascii="Arial" w:hAnsi="Arial"/>
-          <w:b/>
-          <w:sz w:val="22"/>
-        </w:rPr>
         <w:t>Mục đích</w:t>
       </w:r>
     </w:p>
@@ -3038,7 +2958,7 @@
       </w:r>
     </w:p>
     <w:p>
-      <w:bookmarkStart w:id="8" w:name="toc_dashboard_qam"/>
+      <w:bookmarkStart w:id="8" w:name="toc_dashboard_qa"/>
       <w:pPr>
         <w:pStyle w:val="Heading2"/>
       </w:pPr>
@@ -3048,7 +2968,7 @@
           <w:b/>
           <w:sz w:val="26"/>
         </w:rPr>
-        <w:t>3.3. Dashboard QAM</w:t>
+        <w:t>3.3. Dashboard QA</w:t>
       </w:r>
       <w:bookmarkEnd w:id="8"/>
     </w:p>
@@ -3062,7 +2982,7 @@
           <w:b/>
           <w:sz w:val="22"/>
         </w:rPr>
-        <w:t>Dành cho</w:t>
+        <w:t>Mục đích</w:t>
       </w:r>
     </w:p>
     <w:p>
@@ -3075,33 +2995,7 @@
           <w:b w:val="0"/>
           <w:sz w:val="22"/>
         </w:rPr>
-        <w:t>QA Manager/QAM.</w:t>
-      </w:r>
-    </w:p>
-    <w:p>
-      <w:pPr>
-        <w:spacing w:after="120"/>
-      </w:pPr>
-      <w:r>
-        <w:rPr>
-          <w:rFonts w:ascii="Arial" w:hAnsi="Arial"/>
-          <w:b/>
-          <w:sz w:val="22"/>
-        </w:rPr>
-        <w:t>Mục đích</w:t>
-      </w:r>
-    </w:p>
-    <w:p>
-      <w:pPr>
-        <w:spacing w:after="120"/>
-      </w:pPr>
-      <w:r>
-        <w:rPr>
-          <w:rFonts w:ascii="Arial" w:hAnsi="Arial"/>
-          <w:b w:val="0"/>
-          <w:sz w:val="22"/>
-        </w:rPr>
-        <w:t>Dashboard QAM dùng để theo dõi nhịp vận hành QA/QC, phát hiện cửa hàng điểm thấp, nhóm lỗi nổi bật và vấn đề cần ưu tiên xử lý.</w:t>
+        <w:t>Dashboard QA dùng để theo dõi nhịp vận hành QA/QC, phát hiện cửa hàng điểm thấp, nhóm lỗi nổi bật và vấn đề cần ưu tiên xử lý.</w:t>
       </w:r>
     </w:p>
     <w:p>
@@ -3113,7 +3007,7 @@
           <w:rFonts w:ascii="Arial" w:hAnsi="Arial"/>
           <w:sz w:val="22"/>
         </w:rPr>
-        <w:t>QAM có đầy đủ filter như Admin trong phạm vi QA/QC.</w:t>
+        <w:t>QA có đầy đủ filter như Admin trong phạm vi QA/QC.</w:t>
       </w:r>
     </w:p>
     <w:p>
@@ -3137,7 +3031,7 @@
           <w:rFonts w:ascii="Arial" w:hAnsi="Arial"/>
           <w:sz w:val="22"/>
         </w:rPr>
-        <w:t>Khi cần xử lý sâu, QAM đi tiếp sang Kế hoạch audit, Kết quả audit hoặc Action Plan.</w:t>
+        <w:t>Khi cần xử lý sâu, QA đi tiếp sang Kế hoạch audit, Kết quả audit hoặc Action Plan.</w:t>
       </w:r>
     </w:p>
     <w:p>
@@ -3190,7 +3084,7 @@
           <w:color w:val="556073"/>
           <w:sz w:val="18"/>
         </w:rPr>
-        <w:t>Dashboard QAM với filter tháng 6/2026.</w:t>
+        <w:t>Dashboard QA với filter tháng 6/2026.</w:t>
       </w:r>
     </w:p>
     <w:p>
@@ -3218,7 +3112,7 @@
           <w:b/>
           <w:sz w:val="22"/>
         </w:rPr>
-        <w:t>Dành cho</w:t>
+        <w:t>Mục đích</w:t>
       </w:r>
     </w:p>
     <w:p>
@@ -3231,33 +3125,7 @@
           <w:b w:val="0"/>
           <w:sz w:val="22"/>
         </w:rPr>
-        <w:t>AM, xem các cửa hàng được phân công.</w:t>
-      </w:r>
-    </w:p>
-    <w:p>
-      <w:pPr>
-        <w:spacing w:after="120"/>
-      </w:pPr>
-      <w:r>
-        <w:rPr>
-          <w:rFonts w:ascii="Arial" w:hAnsi="Arial"/>
-          <w:b/>
-          <w:sz w:val="22"/>
-        </w:rPr>
-        <w:t>Mục đích</w:t>
-      </w:r>
-    </w:p>
-    <w:p>
-      <w:pPr>
-        <w:spacing w:after="120"/>
-      </w:pPr>
-      <w:r>
-        <w:rPr>
-          <w:rFonts w:ascii="Arial" w:hAnsi="Arial"/>
-          <w:b w:val="0"/>
-          <w:sz w:val="22"/>
-        </w:rPr>
-        <w:t>Dashboard AM dùng để theo dõi chất lượng các cửa hàng được phân công. Cấu trúc phân tích giống QAM nhưng dữ liệu được giới hạn theo store scope của AM.</w:t>
+        <w:t>Dashboard AM dùng để theo dõi chất lượng các cửa hàng được phân công. Cấu trúc phân tích giống QA nhưng dữ liệu được giới hạn theo store scope của AM.</w:t>
       </w:r>
     </w:p>
     <w:p>
@@ -3374,7 +3242,7 @@
           <w:b/>
           <w:sz w:val="22"/>
         </w:rPr>
-        <w:t>Dành cho</w:t>
+        <w:t>Mục đích</w:t>
       </w:r>
     </w:p>
     <w:p>
@@ -3387,32 +3255,6 @@
           <w:b w:val="0"/>
           <w:sz w:val="22"/>
         </w:rPr>
-        <w:t>OM, xem các brand được phân công.</w:t>
-      </w:r>
-    </w:p>
-    <w:p>
-      <w:pPr>
-        <w:spacing w:after="120"/>
-      </w:pPr>
-      <w:r>
-        <w:rPr>
-          <w:rFonts w:ascii="Arial" w:hAnsi="Arial"/>
-          <w:b/>
-          <w:sz w:val="22"/>
-        </w:rPr>
-        <w:t>Mục đích</w:t>
-      </w:r>
-    </w:p>
-    <w:p>
-      <w:pPr>
-        <w:spacing w:after="120"/>
-      </w:pPr>
-      <w:r>
-        <w:rPr>
-          <w:rFonts w:ascii="Arial" w:hAnsi="Arial"/>
-          <w:b w:val="0"/>
-          <w:sz w:val="22"/>
-        </w:rPr>
         <w:t>OM quản lý các brand được phân công. Dashboard OM dùng cùng cấu trúc phân tích điều hành nhưng bộ lọc và dữ liệu được giới hạn theo brand scope của OM.</w:t>
       </w:r>
     </w:p>
@@ -3437,7 +3279,7 @@
           <w:rFonts w:ascii="Arial" w:hAnsi="Arial"/>
           <w:sz w:val="22"/>
         </w:rPr>
-        <w:t>Các biểu đồ và bảng lỗi vẫn đọc như dashboard Admin/QAM.</w:t>
+        <w:t>Các biểu đồ và bảng lỗi vẫn đọc như dashboard Admin/QA.</w:t>
       </w:r>
     </w:p>
     <w:p>
@@ -3530,32 +3372,6 @@
           <w:b/>
           <w:sz w:val="22"/>
         </w:rPr>
-        <w:t>Dành cho</w:t>
-      </w:r>
-    </w:p>
-    <w:p>
-      <w:pPr>
-        <w:spacing w:after="120"/>
-      </w:pPr>
-      <w:r>
-        <w:rPr>
-          <w:rFonts w:ascii="Arial" w:hAnsi="Arial"/>
-          <w:b w:val="0"/>
-          <w:sz w:val="22"/>
-        </w:rPr>
-        <w:t>QC Audit.</w:t>
-      </w:r>
-    </w:p>
-    <w:p>
-      <w:pPr>
-        <w:spacing w:after="120"/>
-      </w:pPr>
-      <w:r>
-        <w:rPr>
-          <w:rFonts w:ascii="Arial" w:hAnsi="Arial"/>
-          <w:b/>
-          <w:sz w:val="22"/>
-        </w:rPr>
         <w:t>Mục đích</w:t>
       </w:r>
     </w:p>
@@ -3672,7 +3488,7 @@
           <w:b/>
           <w:sz w:val="26"/>
         </w:rPr>
-        <w:t>3.7. Dashboard SM</w:t>
+        <w:t>3.7. Dashboard SM / Chủ nhượng quyền</w:t>
       </w:r>
       <w:bookmarkEnd w:id="12"/>
     </w:p>
@@ -3686,7 +3502,7 @@
           <w:b/>
           <w:sz w:val="22"/>
         </w:rPr>
-        <w:t>Dành cho</w:t>
+        <w:t>Mục đích</w:t>
       </w:r>
     </w:p>
     <w:p>
@@ -3699,33 +3515,7 @@
           <w:b w:val="0"/>
           <w:sz w:val="22"/>
         </w:rPr>
-        <w:t>SM/Store Manager, xem cửa hàng mình phụ trách.</w:t>
-      </w:r>
-    </w:p>
-    <w:p>
-      <w:pPr>
-        <w:spacing w:after="120"/>
-      </w:pPr>
-      <w:r>
-        <w:rPr>
-          <w:rFonts w:ascii="Arial" w:hAnsi="Arial"/>
-          <w:b/>
-          <w:sz w:val="22"/>
-        </w:rPr>
-        <w:t>Mục đích</w:t>
-      </w:r>
-    </w:p>
-    <w:p>
-      <w:pPr>
-        <w:spacing w:after="120"/>
-      </w:pPr>
-      <w:r>
-        <w:rPr>
-          <w:rFonts w:ascii="Arial" w:hAnsi="Arial"/>
-          <w:b w:val="0"/>
-          <w:sz w:val="22"/>
-        </w:rPr>
-        <w:t>Dashboard SM dùng để Store Manager theo dõi chất lượng cửa hàng mình phụ trách.</w:t>
+        <w:t>Dashboard SM / Chủ nhượng quyền dùng để Store Manager và Chủ nhượng quyền theo dõi chất lượng cửa hàng mình phụ trách.</w:t>
       </w:r>
     </w:p>
     <w:p>
@@ -3814,7 +3604,7 @@
           <w:color w:val="556073"/>
           <w:sz w:val="18"/>
         </w:rPr>
-        <w:t>Dashboard SM với filter tháng 6/2026, chụp từ cửa hàng có dữ liệu audit trong kỳ.</w:t>
+        <w:t>Dashboard SM / Chủ nhượng quyền với filter tháng 6/2026, chụp từ cửa hàng có dữ liệu audit trong kỳ.</w:t>
       </w:r>
     </w:p>
     <w:p>
@@ -3831,45 +3621,6 @@
         <w:t>4. Thiết lập dữ liệu nền</w:t>
       </w:r>
       <w:bookmarkEnd w:id="13"/>
-    </w:p>
-    <w:p>
-      <w:pPr>
-        <w:spacing w:after="120"/>
-      </w:pPr>
-      <w:r>
-        <w:rPr>
-          <w:rFonts w:ascii="Arial" w:hAnsi="Arial"/>
-          <w:b/>
-          <w:sz w:val="22"/>
-        </w:rPr>
-        <w:t>Dành cho</w:t>
-      </w:r>
-    </w:p>
-    <w:p>
-      <w:pPr>
-        <w:spacing w:after="120"/>
-      </w:pPr>
-      <w:r>
-        <w:rPr>
-          <w:rFonts w:ascii="Arial" w:hAnsi="Arial"/>
-          <w:b w:val="0"/>
-          <w:sz w:val="22"/>
-        </w:rPr>
-        <w:t>Admin/Company Admin; QAM/QA nếu được cấp quyền quản trị dữ liệu nền.</w:t>
-      </w:r>
-    </w:p>
-    <w:p>
-      <w:pPr>
-        <w:spacing w:after="120"/>
-      </w:pPr>
-      <w:r>
-        <w:rPr>
-          <w:rFonts w:ascii="Arial" w:hAnsi="Arial"/>
-          <w:b w:val="0"/>
-          <w:sz w:val="22"/>
-        </w:rPr>
-        <w:t>Dữ liệu nền là phần Admin cần thiết lập trước khi QA tạo checklist hoặc audit plan. Cấu hình đúng giúp dashboard, bộ lọc, phạm vi dữ liệu theo vai trò và các bài audit hiển thị chính xác.</w:t>
-      </w:r>
     </w:p>
     <w:p>
       <w:pPr>
@@ -4244,32 +3995,6 @@
           <w:b/>
           <w:sz w:val="22"/>
         </w:rPr>
-        <w:t>Dành cho</w:t>
-      </w:r>
-    </w:p>
-    <w:p>
-      <w:pPr>
-        <w:spacing w:after="120"/>
-      </w:pPr>
-      <w:r>
-        <w:rPr>
-          <w:rFonts w:ascii="Arial" w:hAnsi="Arial"/>
-          <w:b w:val="0"/>
-          <w:sz w:val="22"/>
-        </w:rPr>
-        <w:t>Admin/Company Admin hoặc tài khoản được cấp quyền quản trị thương hiệu.</w:t>
-      </w:r>
-    </w:p>
-    <w:p>
-      <w:pPr>
-        <w:spacing w:after="120"/>
-      </w:pPr>
-      <w:r>
-        <w:rPr>
-          <w:rFonts w:ascii="Arial" w:hAnsi="Arial"/>
-          <w:b/>
-          <w:sz w:val="22"/>
-        </w:rPr>
         <w:t>Mục đích</w:t>
       </w:r>
     </w:p>
@@ -4661,32 +4386,6 @@
           <w:b/>
           <w:sz w:val="22"/>
         </w:rPr>
-        <w:t>Dành cho</w:t>
-      </w:r>
-    </w:p>
-    <w:p>
-      <w:pPr>
-        <w:spacing w:after="120"/>
-      </w:pPr>
-      <w:r>
-        <w:rPr>
-          <w:rFonts w:ascii="Arial" w:hAnsi="Arial"/>
-          <w:b w:val="0"/>
-          <w:sz w:val="22"/>
-        </w:rPr>
-        <w:t>Admin/Company Admin hoặc tài khoản được cấp quyền quản trị địa bàn.</w:t>
-      </w:r>
-    </w:p>
-    <w:p>
-      <w:pPr>
-        <w:spacing w:after="120"/>
-      </w:pPr>
-      <w:r>
-        <w:rPr>
-          <w:rFonts w:ascii="Arial" w:hAnsi="Arial"/>
-          <w:b/>
-          <w:sz w:val="22"/>
-        </w:rPr>
         <w:t>Mục đích</w:t>
       </w:r>
     </w:p>
@@ -5148,32 +4847,6 @@
         <w:t>4.3. Cửa hàng</w:t>
       </w:r>
       <w:bookmarkEnd w:id="16"/>
-    </w:p>
-    <w:p>
-      <w:pPr>
-        <w:spacing w:after="120"/>
-      </w:pPr>
-      <w:r>
-        <w:rPr>
-          <w:rFonts w:ascii="Arial" w:hAnsi="Arial"/>
-          <w:b/>
-          <w:sz w:val="22"/>
-        </w:rPr>
-        <w:t>Dành cho</w:t>
-      </w:r>
-    </w:p>
-    <w:p>
-      <w:pPr>
-        <w:spacing w:after="120"/>
-      </w:pPr>
-      <w:r>
-        <w:rPr>
-          <w:rFonts w:ascii="Arial" w:hAnsi="Arial"/>
-          <w:b w:val="0"/>
-          <w:sz w:val="22"/>
-        </w:rPr>
-        <w:t>Admin/Company Admin hoặc tài khoản được cấp quyền quản trị cửa hàng.</w:t>
-      </w:r>
     </w:p>
     <w:p>
       <w:pPr>
@@ -5879,32 +5552,6 @@
           <w:b/>
           <w:sz w:val="22"/>
         </w:rPr>
-        <w:t>Dành cho</w:t>
-      </w:r>
-    </w:p>
-    <w:p>
-      <w:pPr>
-        <w:spacing w:after="120"/>
-      </w:pPr>
-      <w:r>
-        <w:rPr>
-          <w:rFonts w:ascii="Arial" w:hAnsi="Arial"/>
-          <w:b w:val="0"/>
-          <w:sz w:val="22"/>
-        </w:rPr>
-        <w:t>Admin/Company Admin hoặc tài khoản được cấp quyền quản trị người dùng.</w:t>
-      </w:r>
-    </w:p>
-    <w:p>
-      <w:pPr>
-        <w:spacing w:after="120"/>
-      </w:pPr>
-      <w:r>
-        <w:rPr>
-          <w:rFonts w:ascii="Arial" w:hAnsi="Arial"/>
-          <w:b/>
-          <w:sz w:val="22"/>
-        </w:rPr>
         <w:t>Mục đích</w:t>
       </w:r>
     </w:p>
@@ -6657,7 +6304,7 @@
           <w:b w:val="0"/>
           <w:sz w:val="22"/>
         </w:rPr>
-        <w:t>QAM/Admin cấu hình; QC/SM/AM/OM/COO đọc kết quả theo checklist đã áp dụng.</w:t>
+        <w:t>QA cấu hình; QC/SM/AM/OM/COO đọc kết quả theo checklist đã áp dụng.</w:t>
       </w:r>
     </w:p>
     <w:p>
@@ -6670,7 +6317,7 @@
           <w:b w:val="0"/>
           <w:sz w:val="22"/>
         </w:rPr>
-        <w:t>Tiêu chí và checklist là nền tảng của bài audit. QA/Admin cần cấu hình đúng loại cửa hàng, nhóm tiêu chí và cơ chế tính điểm để QC chấm đúng, dashboard thống kê đúng và Action Plan tạo đúng lỗi.</w:t>
+        <w:t>Tiêu chí và checklist là nền tảng của bài audit. QA cần cấu hình đúng loại cửa hàng, nhóm tiêu chí và cơ chế tính điểm để QC chấm đúng, dashboard thống kê đúng và Action Plan tạo đúng lỗi.</w:t>
       </w:r>
     </w:p>
     <w:p>
@@ -6929,7 +6576,7 @@
           <w:b w:val="0"/>
           <w:sz w:val="22"/>
         </w:rPr>
-        <w:t>QAM/Admin quản lý thư viện tiêu chí và nhóm tiêu chí.</w:t>
+        <w:t>QA quản lý thư viện tiêu chí và nhóm tiêu chí.</w:t>
       </w:r>
     </w:p>
     <w:p>
@@ -7321,7 +6968,7 @@
           <w:b w:val="0"/>
           <w:sz w:val="22"/>
         </w:rPr>
-        <w:t>QAM/Admin đọc để hiểu preset nhượng quyền; người dùng không tự sửa preset hệ thống.</w:t>
+        <w:t>QA đọc để hiểu preset nhượng quyền; người dùng không tự sửa preset hệ thống.</w:t>
       </w:r>
     </w:p>
     <w:p>
@@ -7663,7 +7310,7 @@
           <w:rFonts w:ascii="Arial" w:hAnsi="Arial"/>
           <w:sz w:val="22"/>
         </w:rPr>
-        <w:t>F-CCP cần ghi chú rõ từng lý do khi audit để QAM/SM đọc lại kết quả biết nguyên nhân cụ thể.</w:t>
+        <w:t>F-CCP cần ghi chú rõ từng lý do khi audit để QA/SM đọc lại kết quả biết nguyên nhân cụ thể.</w:t>
       </w:r>
     </w:p>
     <w:p>
@@ -7757,7 +7404,7 @@
           <w:b w:val="0"/>
           <w:sz w:val="22"/>
         </w:rPr>
-        <w:t>QAM/Admin tạo và chỉnh sửa tiêu chí hoặc nhóm tiêu chí.</w:t>
+        <w:t>QA tạo và chỉnh sửa tiêu chí hoặc nhóm tiêu chí.</w:t>
       </w:r>
     </w:p>
     <w:p>
@@ -8224,7 +7871,7 @@
           <w:b w:val="0"/>
           <w:sz w:val="22"/>
         </w:rPr>
-        <w:t>QAM/Admin quản lý checklist; QC dùng checklist khi audit; các role khác xem kết quả phát sinh từ checklist.</w:t>
+        <w:t>QA quản lý checklist; QC dùng checklist khi audit; các role khác xem kết quả phát sinh từ checklist.</w:t>
       </w:r>
     </w:p>
     <w:p>
@@ -8585,7 +8232,7 @@
           <w:b w:val="0"/>
           <w:sz w:val="22"/>
         </w:rPr>
-        <w:t>QAM/Admin cấu hình checklist trước khi đưa vào kế hoạch audit.</w:t>
+        <w:t>QA cấu hình checklist trước khi đưa vào kế hoạch audit.</w:t>
       </w:r>
     </w:p>
     <w:p>
@@ -8837,7 +8484,7 @@
           <w:b w:val="0"/>
           <w:sz w:val="22"/>
         </w:rPr>
-        <w:t>QAM/QA lập và quản lý kế hoạch; QC nhận bài sau khi kế hoạch phát hành.</w:t>
+        <w:t>QA lập và quản lý kế hoạch; QC nhận bài sau khi kế hoạch phát hành.</w:t>
       </w:r>
     </w:p>
     <w:p>
@@ -9168,7 +8815,7 @@
           <w:b w:val="0"/>
           <w:sz w:val="22"/>
         </w:rPr>
-        <w:t>QAM/QA theo dõi danh sách kế hoạch audit.</w:t>
+        <w:t>QA theo dõi danh sách kế hoạch audit.</w:t>
       </w:r>
     </w:p>
     <w:p>
@@ -9410,7 +9057,7 @@
           <w:b w:val="0"/>
           <w:sz w:val="22"/>
         </w:rPr>
-        <w:t>QAM/QA tạo kế hoạch nháp.</w:t>
+        <w:t>QA tạo kế hoạch nháp.</w:t>
       </w:r>
     </w:p>
     <w:p>
@@ -9770,7 +9417,7 @@
           <w:b w:val="0"/>
           <w:sz w:val="22"/>
         </w:rPr>
-        <w:t>QAM/QA thêm cửa hàng và phân công QC.</w:t>
+        <w:t>QA thêm cửa hàng và phân công QC.</w:t>
       </w:r>
     </w:p>
     <w:p>
@@ -10130,7 +9777,7 @@
           <w:b w:val="0"/>
           <w:sz w:val="22"/>
         </w:rPr>
-        <w:t>QAM/QA phát hành kế hoạch và theo dõi tiến độ.</w:t>
+        <w:t>QA phát hành kế hoạch và theo dõi tiến độ.</w:t>
       </w:r>
     </w:p>
     <w:p>
@@ -10363,7 +10010,7 @@
       </w:r>
     </w:p>
     <w:p>
-      <w:bookmarkStart w:id="29" w:name="toc_audit_plan_bu_diem"/>
+      <w:bookmarkStart w:id="29" w:name="toc_audit_plan_close"/>
       <w:pPr>
         <w:pStyle w:val="Heading2"/>
       </w:pPr>
@@ -10373,7 +10020,7 @@
           <w:b/>
           <w:sz w:val="26"/>
         </w:rPr>
-        <w:t>6.5. Bù điểm cửa hàng chưa được chấm</w:t>
+        <w:t>6.5. Đóng kế hoạch</w:t>
       </w:r>
       <w:bookmarkEnd w:id="29"/>
     </w:p>
@@ -10400,7 +10047,7 @@
           <w:b w:val="0"/>
           <w:sz w:val="22"/>
         </w:rPr>
-        <w:t>QAM/QA bù điểm cho cửa hàng chưa được chấm khi cần hoàn tất dữ liệu kỳ audit.</w:t>
+        <w:t>QA đóng kế hoạch sau khi kiểm tra tiến độ và dữ liệu.</w:t>
       </w:r>
     </w:p>
     <w:p>
@@ -10426,7 +10073,7 @@
           <w:b w:val="0"/>
           <w:sz w:val="22"/>
         </w:rPr>
-        <w:t>Cuối kỳ, QA có thể nhập điểm bù cho các cửa hàng chưa được QC chấm để dữ liệu thống kê của kỳ hiện tại đầy đủ hơn. Chức năng này chỉ dùng cho kế hoạch ở trạng thái Đang mở.</w:t>
+        <w:t>Đóng kế hoạch khi kỳ audit đã kết thúc và QA đã kiểm tra xong tiến độ, kết quả và các điểm bù cần thiết.</w:t>
       </w:r>
     </w:p>
     <w:p>
@@ -10463,7 +10110,7 @@
           <w:rFonts w:ascii="Arial" w:hAnsi="Arial"/>
           <w:sz w:val="22"/>
         </w:rPr>
-        <w:t>Bấm Cửa hàng chưa có điểm.</w:t>
+        <w:t>Kiểm tra lần cuối trạng thái của các cửa hàng.</w:t>
       </w:r>
     </w:p>
     <w:p>
@@ -10475,7 +10122,7 @@
           <w:rFonts w:ascii="Arial" w:hAnsi="Arial"/>
           <w:sz w:val="22"/>
         </w:rPr>
-        <w:t>Xem điểm gần nhất, checklist, ngày submit và người chấm gần nhất để tham khảo.</w:t>
+        <w:t>Bấm Đóng kế hoạch.</w:t>
       </w:r>
     </w:p>
     <w:p>
@@ -10487,31 +10134,7 @@
           <w:rFonts w:ascii="Arial" w:hAnsi="Arial"/>
           <w:sz w:val="22"/>
         </w:rPr>
-        <w:t>Nhập điểm bù thủ công cho từng cửa hàng hoặc bấm Sao chép tất cả điểm trống để điền điểm gần nhất vào các dòng chưa nhập.</w:t>
-      </w:r>
-    </w:p>
-    <w:p>
-      <w:pPr>
-        <w:pStyle w:val="ListNumber"/>
-      </w:pPr>
-      <w:r>
-        <w:rPr>
-          <w:rFonts w:ascii="Arial" w:hAnsi="Arial"/>
-          <w:sz w:val="22"/>
-        </w:rPr>
-        <w:t>Kiểm tra lại điểm rồi bấm Cập nhật điểm bù.</w:t>
-      </w:r>
-    </w:p>
-    <w:p>
-      <w:pPr>
-        <w:pStyle w:val="ListNumber"/>
-      </w:pPr>
-      <w:r>
-        <w:rPr>
-          <w:rFonts w:ascii="Arial" w:hAnsi="Arial"/>
-          <w:sz w:val="22"/>
-        </w:rPr>
-        <w:t>Sau khi cập nhật thành công, làm mới danh sách và kiểm tra trạng thái cửa hàng chuyển thành Đã bù điểm.</w:t>
+        <w:t>Đọc cảnh báo và bấm Đóng kế hoạch để xác nhận.</w:t>
       </w:r>
     </w:p>
     <w:p>
@@ -10524,7 +10147,7 @@
           <w:b/>
           <w:sz w:val="22"/>
         </w:rPr>
-        <w:t>Quy tắc quan trọng</w:t>
+        <w:t>Lưu ý</w:t>
       </w:r>
     </w:p>
     <w:p>
@@ -10536,7 +10159,7 @@
           <w:rFonts w:ascii="Arial" w:hAnsi="Arial"/>
           <w:sz w:val="22"/>
         </w:rPr>
-        <w:t>Chỉ cửa hàng chưa được chấm mới xuất hiện; cửa hàng đang chấm, đã hoàn thành hoặc đã bù điểm không xuất hiện.</w:t>
+        <w:t>Sau khi đóng, kế hoạch chuyển sang trạng thái Đã đóng và chỉ còn dùng để tra cứu.</w:t>
       </w:r>
     </w:p>
     <w:p>
@@ -10548,7 +10171,7 @@
           <w:rFonts w:ascii="Arial" w:hAnsi="Arial"/>
           <w:sz w:val="22"/>
         </w:rPr>
-        <w:t>Nút Sao chép tất cả điểm trống chỉ điền các dòng chưa có giá trị, không ghi đè điểm QA đã nhập.</w:t>
+        <w:t>Không thể thêm cửa hàng, thay QC hoặc bù điểm trên kế hoạch đã đóng.</w:t>
       </w:r>
     </w:p>
     <w:p>
@@ -10560,55 +10183,7 @@
           <w:rFonts w:ascii="Arial" w:hAnsi="Arial"/>
           <w:sz w:val="22"/>
         </w:rPr>
-        <w:t>Khi cập nhật, hệ thống chỉ gửi các dòng có điểm; dòng để trống không bị thay đổi.</w:t>
-      </w:r>
-    </w:p>
-    <w:p>
-      <w:pPr>
-        <w:pStyle w:val="ListBullet"/>
-      </w:pPr>
-      <w:r>
-        <w:rPr>
-          <w:rFonts w:ascii="Arial" w:hAnsi="Arial"/>
-          <w:sz w:val="22"/>
-        </w:rPr>
-        <w:t>Điểm 0 là giá trị hợp lệ. Điểm được kiểm tra theo thang điểm của checklist, không mặc định giới hạn 0-100.</w:t>
-      </w:r>
-    </w:p>
-    <w:p>
-      <w:pPr>
-        <w:pStyle w:val="ListBullet"/>
-      </w:pPr>
-      <w:r>
-        <w:rPr>
-          <w:rFonts w:ascii="Arial" w:hAnsi="Arial"/>
-          <w:sz w:val="22"/>
-        </w:rPr>
-        <w:t>Điểm bù không có chi tiết lỗi và không tạo Action Plan.</w:t>
-      </w:r>
-    </w:p>
-    <w:p>
-      <w:pPr>
-        <w:pStyle w:val="ListBullet"/>
-      </w:pPr>
-      <w:r>
-        <w:rPr>
-          <w:rFonts w:ascii="Arial" w:hAnsi="Arial"/>
-          <w:sz w:val="22"/>
-        </w:rPr>
-        <w:t>Bài được bù điểm ghi nhận QA thực hiện là người chấm để thống kê QC không bị sai.</w:t>
-      </w:r>
-    </w:p>
-    <w:p>
-      <w:pPr>
-        <w:pStyle w:val="ListBullet"/>
-      </w:pPr>
-      <w:r>
-        <w:rPr>
-          <w:rFonts w:ascii="Arial" w:hAnsi="Arial"/>
-          <w:sz w:val="22"/>
-        </w:rPr>
-        <w:t>Nếu dữ liệu thay đổi trong lúc nhập và một cửa hàng không còn đủ điều kiện, hệ thống báo lỗi; bấm Làm mới để tải lại danh sách hợp lệ.</w:t>
+        <w:t>Nên xử lý cửa hàng chưa có điểm trước khi đóng kế hoạch.</w:t>
       </w:r>
     </w:p>
     <w:p>
@@ -10627,7 +10202,7 @@
               <a:graphicData uri="http://schemas.openxmlformats.org/drawingml/2006/picture">
                 <pic:pic>
                   <pic:nvPicPr>
-                    <pic:cNvPr id="0" name="10-missing-scores-drawer.png"/>
+                    <pic:cNvPr id="0" name="14-close-audit-plan-confirm.png"/>
                     <pic:cNvPicPr/>
                   </pic:nvPicPr>
                   <pic:blipFill>
@@ -10661,7 +10236,7 @@
           <w:color w:val="556073"/>
           <w:sz w:val="18"/>
         </w:rPr>
-        <w:t>Danh sách cửa hàng chưa có điểm và điểm audit gần nhất để tham khảo.</w:t>
+        <w:t>Xác nhận trước khi đóng kế hoạch audit.</w:t>
       </w:r>
     </w:p>
     <w:p>
@@ -10671,7 +10246,7 @@
       <w:r>
         <w:drawing>
           <wp:inline xmlns:a="http://schemas.openxmlformats.org/drawingml/2006/main" xmlns:pic="http://schemas.openxmlformats.org/drawingml/2006/picture">
-            <wp:extent cx="4572000" cy="3830005"/>
+            <wp:extent cx="5852160" cy="3291840"/>
             <wp:docPr id="38" name="Picture 38"/>
             <wp:cNvGraphicFramePr>
               <a:graphicFrameLocks noChangeAspect="1"/>
@@ -10680,117 +10255,11 @@
               <a:graphicData uri="http://schemas.openxmlformats.org/drawingml/2006/picture">
                 <pic:pic>
                   <pic:nvPicPr>
-                    <pic:cNvPr id="0" name="11-missing-scores-copy-ready.png"/>
+                    <pic:cNvPr id="0" name="15-closed-audit-plan-detail.png"/>
                     <pic:cNvPicPr/>
                   </pic:nvPicPr>
                   <pic:blipFill>
                     <a:blip r:embed="rId46"/>
-                    <a:stretch>
-                      <a:fillRect/>
-                    </a:stretch>
-                  </pic:blipFill>
-                  <pic:spPr>
-                    <a:xfrm>
-                      <a:off x="0" y="0"/>
-                      <a:ext cx="4572000" cy="3830005"/>
-                    </a:xfrm>
-                    <a:prstGeom prst="rect"/>
-                  </pic:spPr>
-                </pic:pic>
-              </a:graphicData>
-            </a:graphic>
-          </wp:inline>
-        </w:drawing>
-      </w:r>
-    </w:p>
-    <w:p>
-      <w:pPr>
-        <w:jc w:val="center"/>
-      </w:pPr>
-      <w:r>
-        <w:rPr>
-          <w:rFonts w:ascii="Arial" w:hAnsi="Arial"/>
-          <w:i/>
-          <w:color w:val="556073"/>
-          <w:sz w:val="18"/>
-        </w:rPr>
-        <w:t>Các dòng chưa nhập được điền từ điểm gần nhất trước khi cập nhật.</w:t>
-      </w:r>
-    </w:p>
-    <w:p>
-      <w:pPr>
-        <w:jc w:val="center"/>
-      </w:pPr>
-      <w:r>
-        <w:drawing>
-          <wp:inline xmlns:a="http://schemas.openxmlformats.org/drawingml/2006/main" xmlns:pic="http://schemas.openxmlformats.org/drawingml/2006/picture">
-            <wp:extent cx="4572000" cy="3830005"/>
-            <wp:docPr id="39" name="Picture 39"/>
-            <wp:cNvGraphicFramePr>
-              <a:graphicFrameLocks noChangeAspect="1"/>
-            </wp:cNvGraphicFramePr>
-            <a:graphic>
-              <a:graphicData uri="http://schemas.openxmlformats.org/drawingml/2006/picture">
-                <pic:pic>
-                  <pic:nvPicPr>
-                    <pic:cNvPr id="0" name="12-missing-scores-after-update.png"/>
-                    <pic:cNvPicPr/>
-                  </pic:nvPicPr>
-                  <pic:blipFill>
-                    <a:blip r:embed="rId47"/>
-                    <a:stretch>
-                      <a:fillRect/>
-                    </a:stretch>
-                  </pic:blipFill>
-                  <pic:spPr>
-                    <a:xfrm>
-                      <a:off x="0" y="0"/>
-                      <a:ext cx="4572000" cy="3830005"/>
-                    </a:xfrm>
-                    <a:prstGeom prst="rect"/>
-                  </pic:spPr>
-                </pic:pic>
-              </a:graphicData>
-            </a:graphic>
-          </wp:inline>
-        </w:drawing>
-      </w:r>
-    </w:p>
-    <w:p>
-      <w:pPr>
-        <w:jc w:val="center"/>
-      </w:pPr>
-      <w:r>
-        <w:rPr>
-          <w:rFonts w:ascii="Arial" w:hAnsi="Arial"/>
-          <w:i/>
-          <w:color w:val="556073"/>
-          <w:sz w:val="18"/>
-        </w:rPr>
-        <w:t>Danh sách không còn cửa hàng đủ điều kiện sau khi cập nhật điểm bù thành công.</w:t>
-      </w:r>
-    </w:p>
-    <w:p>
-      <w:pPr>
-        <w:jc w:val="center"/>
-      </w:pPr>
-      <w:r>
-        <w:drawing>
-          <wp:inline xmlns:a="http://schemas.openxmlformats.org/drawingml/2006/main" xmlns:pic="http://schemas.openxmlformats.org/drawingml/2006/picture">
-            <wp:extent cx="5852160" cy="3291840"/>
-            <wp:docPr id="40" name="Picture 40"/>
-            <wp:cNvGraphicFramePr>
-              <a:graphicFrameLocks noChangeAspect="1"/>
-            </wp:cNvGraphicFramePr>
-            <a:graphic>
-              <a:graphicData uri="http://schemas.openxmlformats.org/drawingml/2006/picture">
-                <pic:pic>
-                  <pic:nvPicPr>
-                    <pic:cNvPr id="0" name="13-audit-plan-backfilled-status.png"/>
-                    <pic:cNvPicPr/>
-                  </pic:nvPicPr>
-                  <pic:blipFill>
-                    <a:blip r:embed="rId48"/>
                     <a:stretch>
                       <a:fillRect/>
                     </a:stretch>
@@ -10820,294 +10289,11 @@
           <w:color w:val="556073"/>
           <w:sz w:val="18"/>
         </w:rPr>
-        <w:t>Cửa hàng chuyển sang trạng thái Đã bù điểm sau khi cập nhật thành công.</w:t>
-      </w:r>
-    </w:p>
-    <w:p>
-      <w:bookmarkStart w:id="30" w:name="toc_audit_plan_close"/>
-      <w:pPr>
-        <w:pStyle w:val="Heading2"/>
-      </w:pPr>
-      <w:r>
-        <w:rPr>
-          <w:rFonts w:ascii="Arial" w:hAnsi="Arial"/>
-          <w:b/>
-          <w:sz w:val="26"/>
-        </w:rPr>
-        <w:t>6.6. Đóng kế hoạch</w:t>
-      </w:r>
-      <w:bookmarkEnd w:id="30"/>
-    </w:p>
-    <w:p>
-      <w:pPr>
-        <w:spacing w:after="120"/>
-      </w:pPr>
-      <w:r>
-        <w:rPr>
-          <w:rFonts w:ascii="Arial" w:hAnsi="Arial"/>
-          <w:b/>
-          <w:sz w:val="22"/>
-        </w:rPr>
-        <w:t>Dành cho</w:t>
-      </w:r>
-    </w:p>
-    <w:p>
-      <w:pPr>
-        <w:spacing w:after="120"/>
-      </w:pPr>
-      <w:r>
-        <w:rPr>
-          <w:rFonts w:ascii="Arial" w:hAnsi="Arial"/>
-          <w:b w:val="0"/>
-          <w:sz w:val="22"/>
-        </w:rPr>
-        <w:t>QAM/QA đóng kế hoạch sau khi kiểm tra tiến độ và dữ liệu.</w:t>
-      </w:r>
-    </w:p>
-    <w:p>
-      <w:pPr>
-        <w:spacing w:after="120"/>
-      </w:pPr>
-      <w:r>
-        <w:rPr>
-          <w:rFonts w:ascii="Arial" w:hAnsi="Arial"/>
-          <w:b/>
-          <w:sz w:val="22"/>
-        </w:rPr>
-        <w:t>Mục đích</w:t>
-      </w:r>
-    </w:p>
-    <w:p>
-      <w:pPr>
-        <w:spacing w:after="120"/>
-      </w:pPr>
-      <w:r>
-        <w:rPr>
-          <w:rFonts w:ascii="Arial" w:hAnsi="Arial"/>
-          <w:b w:val="0"/>
-          <w:sz w:val="22"/>
-        </w:rPr>
-        <w:t>Đóng kế hoạch khi kỳ audit đã kết thúc và QA đã kiểm tra xong tiến độ, kết quả và các điểm bù cần thiết.</w:t>
-      </w:r>
-    </w:p>
-    <w:p>
-      <w:pPr>
-        <w:spacing w:after="120"/>
-      </w:pPr>
-      <w:r>
-        <w:rPr>
-          <w:rFonts w:ascii="Arial" w:hAnsi="Arial"/>
-          <w:b/>
-          <w:sz w:val="22"/>
-        </w:rPr>
-        <w:t>Cách thao tác</w:t>
-      </w:r>
-    </w:p>
-    <w:p>
-      <w:pPr>
-        <w:pStyle w:val="ListNumber"/>
-      </w:pPr>
-      <w:r>
-        <w:rPr>
-          <w:rFonts w:ascii="Arial" w:hAnsi="Arial"/>
-          <w:sz w:val="22"/>
-        </w:rPr>
-        <w:t>Mở kế hoạch đang ở trạng thái Đang mở.</w:t>
-      </w:r>
-    </w:p>
-    <w:p>
-      <w:pPr>
-        <w:pStyle w:val="ListNumber"/>
-      </w:pPr>
-      <w:r>
-        <w:rPr>
-          <w:rFonts w:ascii="Arial" w:hAnsi="Arial"/>
-          <w:sz w:val="22"/>
-        </w:rPr>
-        <w:t>Kiểm tra lần cuối trạng thái của các cửa hàng.</w:t>
-      </w:r>
-    </w:p>
-    <w:p>
-      <w:pPr>
-        <w:pStyle w:val="ListNumber"/>
-      </w:pPr>
-      <w:r>
-        <w:rPr>
-          <w:rFonts w:ascii="Arial" w:hAnsi="Arial"/>
-          <w:sz w:val="22"/>
-        </w:rPr>
-        <w:t>Bấm Đóng kế hoạch.</w:t>
-      </w:r>
-    </w:p>
-    <w:p>
-      <w:pPr>
-        <w:pStyle w:val="ListNumber"/>
-      </w:pPr>
-      <w:r>
-        <w:rPr>
-          <w:rFonts w:ascii="Arial" w:hAnsi="Arial"/>
-          <w:sz w:val="22"/>
-        </w:rPr>
-        <w:t>Đọc cảnh báo và bấm Đóng kế hoạch để xác nhận.</w:t>
-      </w:r>
-    </w:p>
-    <w:p>
-      <w:pPr>
-        <w:spacing w:after="120"/>
-      </w:pPr>
-      <w:r>
-        <w:rPr>
-          <w:rFonts w:ascii="Arial" w:hAnsi="Arial"/>
-          <w:b/>
-          <w:sz w:val="22"/>
-        </w:rPr>
-        <w:t>Lưu ý</w:t>
-      </w:r>
-    </w:p>
-    <w:p>
-      <w:pPr>
-        <w:pStyle w:val="ListBullet"/>
-      </w:pPr>
-      <w:r>
-        <w:rPr>
-          <w:rFonts w:ascii="Arial" w:hAnsi="Arial"/>
-          <w:sz w:val="22"/>
-        </w:rPr>
-        <w:t>Sau khi đóng, kế hoạch chuyển sang trạng thái Đã đóng và chỉ còn dùng để tra cứu.</w:t>
-      </w:r>
-    </w:p>
-    <w:p>
-      <w:pPr>
-        <w:pStyle w:val="ListBullet"/>
-      </w:pPr>
-      <w:r>
-        <w:rPr>
-          <w:rFonts w:ascii="Arial" w:hAnsi="Arial"/>
-          <w:sz w:val="22"/>
-        </w:rPr>
-        <w:t>Không thể thêm cửa hàng, thay QC hoặc bù điểm trên kế hoạch đã đóng.</w:t>
-      </w:r>
-    </w:p>
-    <w:p>
-      <w:pPr>
-        <w:pStyle w:val="ListBullet"/>
-      </w:pPr>
-      <w:r>
-        <w:rPr>
-          <w:rFonts w:ascii="Arial" w:hAnsi="Arial"/>
-          <w:sz w:val="22"/>
-        </w:rPr>
-        <w:t>Nên xử lý cửa hàng chưa có điểm trước khi đóng kế hoạch.</w:t>
-      </w:r>
-    </w:p>
-    <w:p>
-      <w:pPr>
-        <w:jc w:val="center"/>
-      </w:pPr>
-      <w:r>
-        <w:drawing>
-          <wp:inline xmlns:a="http://schemas.openxmlformats.org/drawingml/2006/main" xmlns:pic="http://schemas.openxmlformats.org/drawingml/2006/picture">
-            <wp:extent cx="4572000" cy="3830005"/>
-            <wp:docPr id="41" name="Picture 41"/>
-            <wp:cNvGraphicFramePr>
-              <a:graphicFrameLocks noChangeAspect="1"/>
-            </wp:cNvGraphicFramePr>
-            <a:graphic>
-              <a:graphicData uri="http://schemas.openxmlformats.org/drawingml/2006/picture">
-                <pic:pic>
-                  <pic:nvPicPr>
-                    <pic:cNvPr id="0" name="14-close-audit-plan-confirm.png"/>
-                    <pic:cNvPicPr/>
-                  </pic:nvPicPr>
-                  <pic:blipFill>
-                    <a:blip r:embed="rId49"/>
-                    <a:stretch>
-                      <a:fillRect/>
-                    </a:stretch>
-                  </pic:blipFill>
-                  <pic:spPr>
-                    <a:xfrm>
-                      <a:off x="0" y="0"/>
-                      <a:ext cx="4572000" cy="3830005"/>
-                    </a:xfrm>
-                    <a:prstGeom prst="rect"/>
-                  </pic:spPr>
-                </pic:pic>
-              </a:graphicData>
-            </a:graphic>
-          </wp:inline>
-        </w:drawing>
-      </w:r>
-    </w:p>
-    <w:p>
-      <w:pPr>
-        <w:jc w:val="center"/>
-      </w:pPr>
-      <w:r>
-        <w:rPr>
-          <w:rFonts w:ascii="Arial" w:hAnsi="Arial"/>
-          <w:i/>
-          <w:color w:val="556073"/>
-          <w:sz w:val="18"/>
-        </w:rPr>
-        <w:t>Xác nhận trước khi đóng kế hoạch audit.</w:t>
-      </w:r>
-    </w:p>
-    <w:p>
-      <w:pPr>
-        <w:jc w:val="center"/>
-      </w:pPr>
-      <w:r>
-        <w:drawing>
-          <wp:inline xmlns:a="http://schemas.openxmlformats.org/drawingml/2006/main" xmlns:pic="http://schemas.openxmlformats.org/drawingml/2006/picture">
-            <wp:extent cx="5852160" cy="3291840"/>
-            <wp:docPr id="42" name="Picture 42"/>
-            <wp:cNvGraphicFramePr>
-              <a:graphicFrameLocks noChangeAspect="1"/>
-            </wp:cNvGraphicFramePr>
-            <a:graphic>
-              <a:graphicData uri="http://schemas.openxmlformats.org/drawingml/2006/picture">
-                <pic:pic>
-                  <pic:nvPicPr>
-                    <pic:cNvPr id="0" name="15-closed-audit-plan-detail.png"/>
-                    <pic:cNvPicPr/>
-                  </pic:nvPicPr>
-                  <pic:blipFill>
-                    <a:blip r:embed="rId50"/>
-                    <a:stretch>
-                      <a:fillRect/>
-                    </a:stretch>
-                  </pic:blipFill>
-                  <pic:spPr>
-                    <a:xfrm>
-                      <a:off x="0" y="0"/>
-                      <a:ext cx="5852160" cy="3291840"/>
-                    </a:xfrm>
-                    <a:prstGeom prst="rect"/>
-                  </pic:spPr>
-                </pic:pic>
-              </a:graphicData>
-            </a:graphic>
-          </wp:inline>
-        </w:drawing>
-      </w:r>
-    </w:p>
-    <w:p>
-      <w:pPr>
-        <w:jc w:val="center"/>
-      </w:pPr>
-      <w:r>
-        <w:rPr>
-          <w:rFonts w:ascii="Arial" w:hAnsi="Arial"/>
-          <w:i/>
-          <w:color w:val="556073"/>
-          <w:sz w:val="18"/>
-        </w:rPr>
         <w:t>Chi tiết kế hoạch sau khi chuyển sang trạng thái Đã đóng.</w:t>
       </w:r>
     </w:p>
     <w:p>
-      <w:bookmarkStart w:id="31" w:name="toc_audit_execution"/>
+      <w:bookmarkStart w:id="30" w:name="toc_audit_execution"/>
       <w:pPr>
         <w:pStyle w:val="Heading1"/>
       </w:pPr>
@@ -11119,7 +10305,7 @@
         </w:rPr>
         <w:t>7. QC thực hiện audit</w:t>
       </w:r>
-      <w:bookmarkEnd w:id="31"/>
+      <w:bookmarkEnd w:id="30"/>
     </w:p>
     <w:p>
       <w:pPr>
@@ -11144,7 +10330,7 @@
           <w:b w:val="0"/>
           <w:sz w:val="22"/>
         </w:rPr>
-        <w:t>QC thao tác chính; QAM chỉ vào màn này khi chỉnh sửa kết quả đã nộp trước khi điểm được xác nhận.</w:t>
+        <w:t>QC thao tác chính; QA chỉ vào màn này khi chỉnh sửa kết quả đã nộp trước khi điểm được xác nhận.</w:t>
       </w:r>
     </w:p>
     <w:p>
@@ -11353,7 +10539,7 @@
     </w:tbl>
     <w:p/>
     <w:p>
-      <w:bookmarkStart w:id="32" w:name="toc_audit_execution_list"/>
+      <w:bookmarkStart w:id="31" w:name="toc_audit_execution_list"/>
       <w:pPr>
         <w:pStyle w:val="Heading2"/>
       </w:pPr>
@@ -11365,7 +10551,7 @@
         </w:rPr>
         <w:t>7.1. Danh sách bài audit được giao</w:t>
       </w:r>
-      <w:bookmarkEnd w:id="32"/>
+      <w:bookmarkEnd w:id="31"/>
     </w:p>
     <w:p>
       <w:pPr>
@@ -11511,7 +10697,7 @@
         <w:drawing>
           <wp:inline xmlns:a="http://schemas.openxmlformats.org/drawingml/2006/main" xmlns:pic="http://schemas.openxmlformats.org/drawingml/2006/picture">
             <wp:extent cx="5852160" cy="4064000"/>
-            <wp:docPr id="43" name="Picture 43"/>
+            <wp:docPr id="39" name="Picture 39"/>
             <wp:cNvGraphicFramePr>
               <a:graphicFrameLocks noChangeAspect="1"/>
             </wp:cNvGraphicFramePr>
@@ -11523,7 +10709,7 @@
                     <pic:cNvPicPr/>
                   </pic:nvPicPr>
                   <pic:blipFill>
-                    <a:blip r:embed="rId51"/>
+                    <a:blip r:embed="rId47"/>
                     <a:stretch>
                       <a:fillRect/>
                     </a:stretch>
@@ -11557,7 +10743,7 @@
       </w:r>
     </w:p>
     <w:p>
-      <w:bookmarkStart w:id="33" w:name="toc_audit_execution_session"/>
+      <w:bookmarkStart w:id="32" w:name="toc_audit_execution_session"/>
       <w:pPr>
         <w:pStyle w:val="Heading2"/>
       </w:pPr>
@@ -11569,7 +10755,7 @@
         </w:rPr>
         <w:t>7.2. Mở phiên audit</w:t>
       </w:r>
-      <w:bookmarkEnd w:id="33"/>
+      <w:bookmarkEnd w:id="32"/>
     </w:p>
     <w:p>
       <w:pPr>
@@ -11715,7 +10901,7 @@
         <w:drawing>
           <wp:inline xmlns:a="http://schemas.openxmlformats.org/drawingml/2006/main" xmlns:pic="http://schemas.openxmlformats.org/drawingml/2006/picture">
             <wp:extent cx="5852160" cy="4064000"/>
-            <wp:docPr id="44" name="Picture 44"/>
+            <wp:docPr id="40" name="Picture 40"/>
             <wp:cNvGraphicFramePr>
               <a:graphicFrameLocks noChangeAspect="1"/>
             </wp:cNvGraphicFramePr>
@@ -11727,7 +10913,7 @@
                     <pic:cNvPicPr/>
                   </pic:nvPicPr>
                   <pic:blipFill>
-                    <a:blip r:embed="rId52"/>
+                    <a:blip r:embed="rId48"/>
                     <a:stretch>
                       <a:fillRect/>
                     </a:stretch>
@@ -11761,7 +10947,7 @@
       </w:r>
     </w:p>
     <w:p>
-      <w:bookmarkStart w:id="34" w:name="toc_audit_execution_managed_criteria"/>
+      <w:bookmarkStart w:id="33" w:name="toc_audit_execution_managed_criteria"/>
       <w:pPr>
         <w:pStyle w:val="Heading2"/>
       </w:pPr>
@@ -11773,7 +10959,7 @@
         </w:rPr>
         <w:t>7.3. Chấm tiêu chí cửa hàng quản lý</w:t>
       </w:r>
-      <w:bookmarkEnd w:id="34"/>
+      <w:bookmarkEnd w:id="33"/>
     </w:p>
     <w:p>
       <w:pPr>
@@ -11811,7 +10997,7 @@
           <w:b w:val="0"/>
           <w:sz w:val="22"/>
         </w:rPr>
-        <w:t>Với cửa hàng quản lý, mỗi tiêu chí được chấm theo cách ghi nhận lỗi vận hành thông thường. QC cần chọn đúng trạng thái, nhập số lỗi và ghi chú đủ rõ để QAM/SM hiểu bối cảnh khi xem kết quả.</w:t>
+        <w:t>Với cửa hàng quản lý, mỗi tiêu chí được chấm theo cách ghi nhận lỗi vận hành thông thường. QC cần chọn đúng trạng thái, nhập số lỗi và ghi chú đủ rõ để QA/SM hiểu bối cảnh khi xem kết quả.</w:t>
       </w:r>
     </w:p>
     <w:tbl>
@@ -12106,7 +11292,7 @@
         <w:drawing>
           <wp:inline xmlns:a="http://schemas.openxmlformats.org/drawingml/2006/main" xmlns:pic="http://schemas.openxmlformats.org/drawingml/2006/picture">
             <wp:extent cx="5852160" cy="4338670"/>
-            <wp:docPr id="45" name="Picture 45"/>
+            <wp:docPr id="41" name="Picture 41"/>
             <wp:cNvGraphicFramePr>
               <a:graphicFrameLocks noChangeAspect="1"/>
             </wp:cNvGraphicFramePr>
@@ -12118,7 +11304,7 @@
                     <pic:cNvPicPr/>
                   </pic:nvPicPr>
                   <pic:blipFill>
-                    <a:blip r:embed="rId53"/>
+                    <a:blip r:embed="rId49"/>
                     <a:stretch>
                       <a:fillRect/>
                     </a:stretch>
@@ -12152,7 +11338,7 @@
       </w:r>
     </w:p>
     <w:p>
-      <w:bookmarkStart w:id="35" w:name="toc_audit_execution_franchise_criteria"/>
+      <w:bookmarkStart w:id="34" w:name="toc_audit_execution_franchise_criteria"/>
       <w:pPr>
         <w:pStyle w:val="Heading2"/>
       </w:pPr>
@@ -12164,7 +11350,7 @@
         </w:rPr>
         <w:t>7.4. Chấm tiêu chí cửa hàng nhượng quyền</w:t>
       </w:r>
-      <w:bookmarkEnd w:id="35"/>
+      <w:bookmarkEnd w:id="34"/>
     </w:p>
     <w:p>
       <w:pPr>
@@ -12437,7 +11623,7 @@
         <w:drawing>
           <wp:inline xmlns:a="http://schemas.openxmlformats.org/drawingml/2006/main" xmlns:pic="http://schemas.openxmlformats.org/drawingml/2006/picture">
             <wp:extent cx="5852160" cy="4247861"/>
-            <wp:docPr id="46" name="Picture 46"/>
+            <wp:docPr id="42" name="Picture 42"/>
             <wp:cNvGraphicFramePr>
               <a:graphicFrameLocks noChangeAspect="1"/>
             </wp:cNvGraphicFramePr>
@@ -12449,7 +11635,7 @@
                     <pic:cNvPicPr/>
                   </pic:nvPicPr>
                   <pic:blipFill>
-                    <a:blip r:embed="rId54"/>
+                    <a:blip r:embed="rId50"/>
                     <a:stretch>
                       <a:fillRect/>
                     </a:stretch>
@@ -12490,7 +11676,7 @@
         <w:drawing>
           <wp:inline xmlns:a="http://schemas.openxmlformats.org/drawingml/2006/main" xmlns:pic="http://schemas.openxmlformats.org/drawingml/2006/picture">
             <wp:extent cx="5852160" cy="4479929"/>
-            <wp:docPr id="47" name="Picture 47"/>
+            <wp:docPr id="43" name="Picture 43"/>
             <wp:cNvGraphicFramePr>
               <a:graphicFrameLocks noChangeAspect="1"/>
             </wp:cNvGraphicFramePr>
@@ -12502,7 +11688,7 @@
                     <pic:cNvPicPr/>
                   </pic:nvPicPr>
                   <pic:blipFill>
-                    <a:blip r:embed="rId55"/>
+                    <a:blip r:embed="rId51"/>
                     <a:stretch>
                       <a:fillRect/>
                     </a:stretch>
@@ -12536,7 +11722,7 @@
       </w:r>
     </w:p>
     <w:p>
-      <w:bookmarkStart w:id="36" w:name="toc_audit_execution_risk_ccp"/>
+      <w:bookmarkStart w:id="35" w:name="toc_audit_execution_risk_ccp"/>
       <w:pPr>
         <w:pStyle w:val="Heading2"/>
       </w:pPr>
@@ -12548,7 +11734,7 @@
         </w:rPr>
         <w:t>7.5. Risk/CCP nhóm và F-Risk/F-CCP</w:t>
       </w:r>
-      <w:bookmarkEnd w:id="36"/>
+      <w:bookmarkEnd w:id="35"/>
     </w:p>
     <w:p>
       <w:pPr>
@@ -12893,7 +12079,7 @@
         <w:drawing>
           <wp:inline xmlns:a="http://schemas.openxmlformats.org/drawingml/2006/main" xmlns:pic="http://schemas.openxmlformats.org/drawingml/2006/picture">
             <wp:extent cx="4572000" cy="3371850"/>
-            <wp:docPr id="48" name="Picture 48"/>
+            <wp:docPr id="44" name="Picture 44"/>
             <wp:cNvGraphicFramePr>
               <a:graphicFrameLocks noChangeAspect="1"/>
             </wp:cNvGraphicFramePr>
@@ -12905,7 +12091,7 @@
                     <pic:cNvPicPr/>
                   </pic:nvPicPr>
                   <pic:blipFill>
-                    <a:blip r:embed="rId56"/>
+                    <a:blip r:embed="rId52"/>
                     <a:stretch>
                       <a:fillRect/>
                     </a:stretch>
@@ -12939,7 +12125,7 @@
       </w:r>
     </w:p>
     <w:p>
-      <w:bookmarkStart w:id="37" w:name="toc_audit_execution_save_submit"/>
+      <w:bookmarkStart w:id="36" w:name="toc_audit_execution_save_submit"/>
       <w:pPr>
         <w:pStyle w:val="Heading2"/>
       </w:pPr>
@@ -12951,7 +12137,7 @@
         </w:rPr>
         <w:t>7.6. Lưu nháp và gửi bài</w:t>
       </w:r>
-      <w:bookmarkEnd w:id="37"/>
+      <w:bookmarkEnd w:id="36"/>
     </w:p>
     <w:p>
       <w:pPr>
@@ -12976,7 +12162,7 @@
           <w:b w:val="0"/>
           <w:sz w:val="22"/>
         </w:rPr>
-        <w:t>QC lưu nháp và gửi bài; QAM có thể chỉnh sửa bài đã nộp trước khi điểm được xác nhận.</w:t>
+        <w:t>QC lưu nháp và gửi bài; QA có thể chỉnh sửa bài đã nộp trước khi điểm được xác nhận.</w:t>
       </w:r>
     </w:p>
     <w:p>
@@ -13072,11 +12258,11 @@
           <w:rFonts w:ascii="Arial" w:hAnsi="Arial"/>
           <w:sz w:val="22"/>
         </w:rPr>
-        <w:t>QAM chỉ chỉnh sửa được kết quả trước khi điểm được xác nhận; sau khi xác nhận, kết quả bị khóa chỉnh sửa.</w:t>
-      </w:r>
-    </w:p>
-    <w:p>
-      <w:bookmarkStart w:id="38" w:name="toc_audit_result"/>
+        <w:t>QA chỉ chỉnh sửa được kết quả trước khi điểm được xác nhận; sau khi xác nhận, kết quả bị khóa chỉnh sửa.</w:t>
+      </w:r>
+    </w:p>
+    <w:p>
+      <w:bookmarkStart w:id="37" w:name="toc_audit_result"/>
       <w:pPr>
         <w:pStyle w:val="Heading1"/>
       </w:pPr>
@@ -13088,7 +12274,7 @@
         </w:rPr>
         <w:t>8. Kết quả audit</w:t>
       </w:r>
-      <w:bookmarkEnd w:id="38"/>
+      <w:bookmarkEnd w:id="37"/>
     </w:p>
     <w:p>
       <w:pPr>
@@ -13113,7 +12299,7 @@
           <w:b w:val="0"/>
           <w:sz w:val="22"/>
         </w:rPr>
-        <w:t>QAM/QC/SM/AM/OM/COO xem theo phạm vi quyền; QAM chỉnh sửa trước xác nhận; SM xác nhận điểm.</w:t>
+        <w:t>QA/QC/SM/AM/OM/COO xem theo phạm vi quyền; QA chỉnh sửa trước xác nhận; SM xác nhận điểm.</w:t>
       </w:r>
     </w:p>
     <w:p>
@@ -13130,7 +12316,7 @@
       </w:r>
     </w:p>
     <w:p>
-      <w:bookmarkStart w:id="39" w:name="toc_audit_result_list"/>
+      <w:bookmarkStart w:id="38" w:name="toc_audit_result_list"/>
       <w:pPr>
         <w:pStyle w:val="Heading2"/>
       </w:pPr>
@@ -13142,7 +12328,7 @@
         </w:rPr>
         <w:t>8.1. Danh sách kết quả audit</w:t>
       </w:r>
-      <w:bookmarkEnd w:id="39"/>
+      <w:bookmarkEnd w:id="38"/>
     </w:p>
     <w:p>
       <w:pPr>
@@ -13167,7 +12353,7 @@
           <w:b w:val="0"/>
           <w:sz w:val="22"/>
         </w:rPr>
-        <w:t>QAM/QC/SM/AM/OM/COO xem danh sách theo phạm vi quyền.</w:t>
+        <w:t>QA/QC/SM/AM/OM/COO xem danh sách theo phạm vi quyền.</w:t>
       </w:r>
     </w:p>
     <w:p>
@@ -13435,7 +12621,7 @@
                 <w:rFonts w:ascii="Arial" w:hAnsi="Arial"/>
                 <w:sz w:val="20"/>
               </w:rPr>
-              <w:t>Dùng để drill-down theo người phụ trách hoặc store cụ thể.</w:t>
+              <w:t>Dùng để lọc theo người phụ trách hoặc store cụ thể.</w:t>
             </w:r>
           </w:p>
         </w:tc>
@@ -13450,7 +12636,7 @@
         <w:drawing>
           <wp:inline xmlns:a="http://schemas.openxmlformats.org/drawingml/2006/main" xmlns:pic="http://schemas.openxmlformats.org/drawingml/2006/picture">
             <wp:extent cx="5852160" cy="4470400"/>
-            <wp:docPr id="49" name="Picture 49"/>
+            <wp:docPr id="45" name="Picture 45"/>
             <wp:cNvGraphicFramePr>
               <a:graphicFrameLocks noChangeAspect="1"/>
             </wp:cNvGraphicFramePr>
@@ -13462,7 +12648,7 @@
                     <pic:cNvPicPr/>
                   </pic:nvPicPr>
                   <pic:blipFill>
-                    <a:blip r:embed="rId57"/>
+                    <a:blip r:embed="rId53"/>
                     <a:stretch>
                       <a:fillRect/>
                     </a:stretch>
@@ -13496,7 +12682,7 @@
       </w:r>
     </w:p>
     <w:p>
-      <w:bookmarkStart w:id="40" w:name="toc_audit_result_detail"/>
+      <w:bookmarkStart w:id="39" w:name="toc_audit_result_detail"/>
       <w:pPr>
         <w:pStyle w:val="Heading2"/>
       </w:pPr>
@@ -13508,7 +12694,7 @@
         </w:rPr>
         <w:t>8.2. Chi tiết kết quả audit</w:t>
       </w:r>
-      <w:bookmarkEnd w:id="40"/>
+      <w:bookmarkEnd w:id="39"/>
     </w:p>
     <w:p>
       <w:pPr>
@@ -13533,7 +12719,7 @@
           <w:b w:val="0"/>
           <w:sz w:val="22"/>
         </w:rPr>
-        <w:t>QAM/QC/SM/AM/OM/COO xem chi tiết theo phạm vi quyền.</w:t>
+        <w:t>QA/QC/SM/AM/OM/COO xem chi tiết theo phạm vi quyền.</w:t>
       </w:r>
     </w:p>
     <w:p>
@@ -13605,7 +12791,7 @@
         <w:drawing>
           <wp:inline xmlns:a="http://schemas.openxmlformats.org/drawingml/2006/main" xmlns:pic="http://schemas.openxmlformats.org/drawingml/2006/picture">
             <wp:extent cx="5852160" cy="4470400"/>
-            <wp:docPr id="50" name="Picture 50"/>
+            <wp:docPr id="46" name="Picture 46"/>
             <wp:cNvGraphicFramePr>
               <a:graphicFrameLocks noChangeAspect="1"/>
             </wp:cNvGraphicFramePr>
@@ -13617,7 +12803,7 @@
                     <pic:cNvPicPr/>
                   </pic:nvPicPr>
                   <pic:blipFill>
-                    <a:blip r:embed="rId58"/>
+                    <a:blip r:embed="rId54"/>
                     <a:stretch>
                       <a:fillRect/>
                     </a:stretch>
@@ -13651,7 +12837,7 @@
       </w:r>
     </w:p>
     <w:p>
-      <w:bookmarkStart w:id="41" w:name="toc_audit_result_edit_export"/>
+      <w:bookmarkStart w:id="40" w:name="toc_audit_result_edit_export"/>
       <w:pPr>
         <w:pStyle w:val="Heading2"/>
       </w:pPr>
@@ -13663,7 +12849,7 @@
         </w:rPr>
         <w:t>8.3. Chỉnh sửa kết quả và xuất Excel</w:t>
       </w:r>
-      <w:bookmarkEnd w:id="41"/>
+      <w:bookmarkEnd w:id="40"/>
     </w:p>
     <w:p>
       <w:pPr>
@@ -13688,7 +12874,7 @@
           <w:b w:val="0"/>
           <w:sz w:val="22"/>
         </w:rPr>
-        <w:t>QAM chỉnh sửa kết quả trước khi điểm được xác nhận; các role có quyền xem kết quả xuất Excel theo phạm vi quyền.</w:t>
+        <w:t>QA chỉnh sửa kết quả trước khi điểm được xác nhận; các role có quyền xem kết quả xuất Excel theo phạm vi quyền.</w:t>
       </w:r>
     </w:p>
     <w:p>
@@ -13714,7 +12900,7 @@
           <w:b w:val="0"/>
           <w:sz w:val="22"/>
         </w:rPr>
-        <w:t>Chức năng này dùng khi bài audit đã được nộp nhưng QAM cần điều chỉnh lại nội dung trước khi cửa hàng xác nhận điểm. Sau khi điểm đã được xác nhận, kết quả bị khóa để giữ tính toàn vẹn dữ liệu.</w:t>
+        <w:t>Chức năng này dùng khi bài audit đã được nộp nhưng QA cần điều chỉnh lại nội dung trước khi cửa hàng xác nhận điểm. Sau khi điểm đã được xác nhận, kết quả bị khóa để giữ tính toàn vẹn dữ liệu.</w:t>
       </w:r>
     </w:p>
     <w:p>
@@ -13738,7 +12924,7 @@
           <w:rFonts w:ascii="Arial" w:hAnsi="Arial"/>
           <w:sz w:val="22"/>
         </w:rPr>
-        <w:t>Nếu trạng thái điểm là Chưa xác nhận, QAM bấm Chỉnh sửa kết quả.</w:t>
+        <w:t>Nếu trạng thái điểm là Chưa xác nhận, QA bấm Chỉnh sửa kết quả.</w:t>
       </w:r>
     </w:p>
     <w:p>
@@ -13750,7 +12936,7 @@
           <w:rFonts w:ascii="Arial" w:hAnsi="Arial"/>
           <w:sz w:val="22"/>
         </w:rPr>
-        <w:t>Hệ thống đưa QAM về màn chấm audit với dữ liệu đã nộp trước đó.</w:t>
+        <w:t>Hệ thống đưa QA về màn chấm audit với dữ liệu đã nộp trước đó.</w:t>
       </w:r>
     </w:p>
     <w:p>
@@ -13762,7 +12948,7 @@
           <w:rFonts w:ascii="Arial" w:hAnsi="Arial"/>
           <w:sz w:val="22"/>
         </w:rPr>
-        <w:t>QAM điều chỉnh tiêu chí, số lỗi, lỗi lặp, ghi chú, ảnh minh chứng, Risk/F-Risk hoặc CCP/F-CCP nếu cần.</w:t>
+        <w:t>QA điều chỉnh tiêu chí, số lỗi, lỗi lặp, ghi chú, ảnh minh chứng, Risk/F-Risk hoặc CCP/F-CCP nếu cần.</w:t>
       </w:r>
     </w:p>
     <w:p>
@@ -13844,7 +13030,7 @@
                 <w:rFonts w:ascii="Arial" w:hAnsi="Arial"/>
                 <w:sz w:val="20"/>
               </w:rPr>
-              <w:t>QAM thấy nút Chỉnh sửa kết quả và có thể lưu sửa đổi.</w:t>
+              <w:t>QA thấy nút Chỉnh sửa kết quả và có thể lưu sửa đổi.</w:t>
             </w:r>
           </w:p>
         </w:tc>
@@ -13904,7 +13090,7 @@
                 <w:rFonts w:ascii="Arial" w:hAnsi="Arial"/>
                 <w:sz w:val="20"/>
               </w:rPr>
-              <w:t>Xem theo phạm vi quyền được phân công. Thao tác sửa điểm sau khi nộp dành cho QAM trước bước xác nhận điểm.</w:t>
+              <w:t>Xem theo phạm vi quyền được phân công. Thao tác sửa điểm sau khi nộp dành cho QA trước bước xác nhận điểm.</w:t>
             </w:r>
           </w:p>
         </w:tc>
@@ -13919,7 +13105,7 @@
         <w:drawing>
           <wp:inline xmlns:a="http://schemas.openxmlformats.org/drawingml/2006/main" xmlns:pic="http://schemas.openxmlformats.org/drawingml/2006/picture">
             <wp:extent cx="5852160" cy="4064000"/>
-            <wp:docPr id="51" name="Picture 51"/>
+            <wp:docPr id="47" name="Picture 47"/>
             <wp:cNvGraphicFramePr>
               <a:graphicFrameLocks noChangeAspect="1"/>
             </wp:cNvGraphicFramePr>
@@ -13931,7 +13117,7 @@
                     <pic:cNvPicPr/>
                   </pic:nvPicPr>
                   <pic:blipFill>
-                    <a:blip r:embed="rId59"/>
+                    <a:blip r:embed="rId55"/>
                     <a:stretch>
                       <a:fillRect/>
                     </a:stretch>
@@ -13972,7 +13158,7 @@
         <w:drawing>
           <wp:inline xmlns:a="http://schemas.openxmlformats.org/drawingml/2006/main" xmlns:pic="http://schemas.openxmlformats.org/drawingml/2006/picture">
             <wp:extent cx="5852160" cy="4064000"/>
-            <wp:docPr id="52" name="Picture 52"/>
+            <wp:docPr id="48" name="Picture 48"/>
             <wp:cNvGraphicFramePr>
               <a:graphicFrameLocks noChangeAspect="1"/>
             </wp:cNvGraphicFramePr>
@@ -13984,7 +13170,7 @@
                     <pic:cNvPicPr/>
                   </pic:nvPicPr>
                   <pic:blipFill>
-                    <a:blip r:embed="rId60"/>
+                    <a:blip r:embed="rId56"/>
                     <a:stretch>
                       <a:fillRect/>
                     </a:stretch>
@@ -14014,7 +13200,7 @@
           <w:color w:val="556073"/>
           <w:sz w:val="18"/>
         </w:rPr>
-        <w:t>QAM chỉnh lại bài audit đã nộp trên chính màn chấm audit, sau đó bấm Lưu sửa đổi.</w:t>
+        <w:t>QA chỉnh lại bài audit đã nộp trên chính màn chấm audit, sau đó bấm Lưu sửa đổi.</w:t>
       </w:r>
     </w:p>
     <w:p>
@@ -14025,7 +13211,7 @@
         <w:drawing>
           <wp:inline xmlns:a="http://schemas.openxmlformats.org/drawingml/2006/main" xmlns:pic="http://schemas.openxmlformats.org/drawingml/2006/picture">
             <wp:extent cx="5852160" cy="4064000"/>
-            <wp:docPr id="53" name="Picture 53"/>
+            <wp:docPr id="49" name="Picture 49"/>
             <wp:cNvGraphicFramePr>
               <a:graphicFrameLocks noChangeAspect="1"/>
             </wp:cNvGraphicFramePr>
@@ -14037,7 +13223,7 @@
                     <pic:cNvPicPr/>
                   </pic:nvPicPr>
                   <pic:blipFill>
-                    <a:blip r:embed="rId61"/>
+                    <a:blip r:embed="rId57"/>
                     <a:stretch>
                       <a:fillRect/>
                     </a:stretch>
@@ -14067,7 +13253,7 @@
           <w:color w:val="556073"/>
           <w:sz w:val="18"/>
         </w:rPr>
-        <w:t>QAM phải nhập lý do trước khi lưu thay đổi để hệ thống ghi nhận lịch sử chỉnh sửa.</w:t>
+        <w:t>QA phải nhập lý do trước khi lưu thay đổi để hệ thống ghi nhận lịch sử chỉnh sửa.</w:t>
       </w:r>
     </w:p>
     <w:p>
@@ -14376,7 +13562,7 @@
         <w:drawing>
           <wp:inline xmlns:a="http://schemas.openxmlformats.org/drawingml/2006/main" xmlns:pic="http://schemas.openxmlformats.org/drawingml/2006/picture">
             <wp:extent cx="5852160" cy="4064000"/>
-            <wp:docPr id="54" name="Picture 54"/>
+            <wp:docPr id="50" name="Picture 50"/>
             <wp:cNvGraphicFramePr>
               <a:graphicFrameLocks noChangeAspect="1"/>
             </wp:cNvGraphicFramePr>
@@ -14388,7 +13574,7 @@
                     <pic:cNvPicPr/>
                   </pic:nvPicPr>
                   <pic:blipFill>
-                    <a:blip r:embed="rId62"/>
+                    <a:blip r:embed="rId58"/>
                     <a:stretch>
                       <a:fillRect/>
                     </a:stretch>
@@ -14422,7 +13608,7 @@
       </w:r>
     </w:p>
     <w:p>
-      <w:bookmarkStart w:id="42" w:name="toc_score_confirm_action_plan"/>
+      <w:bookmarkStart w:id="41" w:name="toc_score_confirm_action_plan"/>
       <w:pPr>
         <w:pStyle w:val="Heading1"/>
       </w:pPr>
@@ -14434,7 +13620,7 @@
         </w:rPr>
         <w:t>9. Xác nhận điểm và Action Plan</w:t>
       </w:r>
-      <w:bookmarkEnd w:id="42"/>
+      <w:bookmarkEnd w:id="41"/>
     </w:p>
     <w:p>
       <w:pPr>
@@ -14459,7 +13645,7 @@
           <w:b w:val="0"/>
           <w:sz w:val="22"/>
         </w:rPr>
-        <w:t>SM xác nhận điểm và cập nhật Action Plan; QAM/AM/OM/COO theo dõi theo phạm vi quyền.</w:t>
+        <w:t>SM xác nhận điểm và cập nhật Action Plan; QA/AM/OM/COO theo dõi theo phạm vi quyền.</w:t>
       </w:r>
     </w:p>
     <w:p>
@@ -14476,7 +13662,7 @@
       </w:r>
     </w:p>
     <w:p>
-      <w:bookmarkStart w:id="43" w:name="toc_score_confirm"/>
+      <w:bookmarkStart w:id="42" w:name="toc_score_confirm"/>
       <w:pPr>
         <w:pStyle w:val="Heading2"/>
       </w:pPr>
@@ -14488,7 +13674,7 @@
         </w:rPr>
         <w:t>9.1. SM xác nhận điểm và tự động xác nhận sau 120 giờ</w:t>
       </w:r>
-      <w:bookmarkEnd w:id="43"/>
+      <w:bookmarkEnd w:id="42"/>
     </w:p>
     <w:p>
       <w:pPr>
@@ -14513,7 +13699,7 @@
           <w:b w:val="0"/>
           <w:sz w:val="22"/>
         </w:rPr>
-        <w:t>SM xác nhận điểm cho cửa hàng mình phụ trách; QAM/QA theo dõi trạng thái xác nhận.</w:t>
+        <w:t>SM xác nhận điểm cho cửa hàng mình phụ trách; QA theo dõi trạng thái xác nhận.</w:t>
       </w:r>
     </w:p>
     <w:p>
@@ -14586,7 +13772,7 @@
           <w:rFonts w:ascii="Arial" w:hAnsi="Arial"/>
           <w:sz w:val="22"/>
         </w:rPr>
-        <w:t>Nếu quá 120 giờ SM chưa xác nhận, hệ thống tự xác nhận bằng actor system:auto-confirm-120h.</w:t>
+        <w:t>Nếu quá 120 giờ SM chưa xác nhận, hệ thống tự xác nhận bằng hệ thống tự xác nhận sau 120 giờ.</w:t>
       </w:r>
     </w:p>
     <w:p>
@@ -14646,7 +13832,7 @@
         <w:drawing>
           <wp:inline xmlns:a="http://schemas.openxmlformats.org/drawingml/2006/main" xmlns:pic="http://schemas.openxmlformats.org/drawingml/2006/picture">
             <wp:extent cx="5852160" cy="4470400"/>
-            <wp:docPr id="55" name="Picture 55"/>
+            <wp:docPr id="51" name="Picture 51"/>
             <wp:cNvGraphicFramePr>
               <a:graphicFrameLocks noChangeAspect="1"/>
             </wp:cNvGraphicFramePr>
@@ -14658,7 +13844,7 @@
                     <pic:cNvPicPr/>
                   </pic:nvPicPr>
                   <pic:blipFill>
-                    <a:blip r:embed="rId63"/>
+                    <a:blip r:embed="rId59"/>
                     <a:stretch>
                       <a:fillRect/>
                     </a:stretch>
@@ -14699,7 +13885,7 @@
         <w:drawing>
           <wp:inline xmlns:a="http://schemas.openxmlformats.org/drawingml/2006/main" xmlns:pic="http://schemas.openxmlformats.org/drawingml/2006/picture">
             <wp:extent cx="5852160" cy="4470400"/>
-            <wp:docPr id="56" name="Picture 56"/>
+            <wp:docPr id="52" name="Picture 52"/>
             <wp:cNvGraphicFramePr>
               <a:graphicFrameLocks noChangeAspect="1"/>
             </wp:cNvGraphicFramePr>
@@ -14711,7 +13897,7 @@
                     <pic:cNvPicPr/>
                   </pic:nvPicPr>
                   <pic:blipFill>
-                    <a:blip r:embed="rId64"/>
+                    <a:blip r:embed="rId60"/>
                     <a:stretch>
                       <a:fillRect/>
                     </a:stretch>
@@ -14745,7 +13931,7 @@
       </w:r>
     </w:p>
     <w:p>
-      <w:bookmarkStart w:id="44" w:name="toc_action_plan_list"/>
+      <w:bookmarkStart w:id="43" w:name="toc_action_plan_list"/>
       <w:pPr>
         <w:pStyle w:val="Heading2"/>
       </w:pPr>
@@ -14757,7 +13943,7 @@
         </w:rPr>
         <w:t>9.2. Danh sách Action Plan</w:t>
       </w:r>
-      <w:bookmarkEnd w:id="44"/>
+      <w:bookmarkEnd w:id="43"/>
     </w:p>
     <w:p>
       <w:pPr>
@@ -14782,7 +13968,7 @@
           <w:b w:val="0"/>
           <w:sz w:val="22"/>
         </w:rPr>
-        <w:t>SM xử lý Action Plan của cửa hàng; QAM/QA/AM/OM/COO theo dõi theo phạm vi quyền.</w:t>
+        <w:t>SM xử lý Action Plan của cửa hàng; QA/AM/OM/COO theo dõi theo phạm vi quyền.</w:t>
       </w:r>
     </w:p>
     <w:p>
@@ -14844,11 +14030,11 @@
           <w:rFonts w:ascii="Arial" w:hAnsi="Arial"/>
           <w:sz w:val="22"/>
         </w:rPr>
-        <w:t>QA/QAM/OM/COO dùng Action Plan để theo dõi; SM cập nhật nguyên nhân, hành động, người phụ trách, ngày hoàn thành và minh chứng.</w:t>
-      </w:r>
-    </w:p>
-    <w:p>
-      <w:bookmarkStart w:id="45" w:name="toc_action_plan_detail"/>
+        <w:t>QA/OM/COO dùng Action Plan để theo dõi; SM cập nhật nguyên nhân, hành động, người phụ trách, ngày hoàn thành và minh chứng.</w:t>
+      </w:r>
+    </w:p>
+    <w:p>
+      <w:bookmarkStart w:id="44" w:name="toc_action_plan_detail"/>
       <w:pPr>
         <w:pStyle w:val="Heading2"/>
       </w:pPr>
@@ -14860,7 +14046,7 @@
         </w:rPr>
         <w:t>9.3. Cập nhật và đóng Action Plan</w:t>
       </w:r>
-      <w:bookmarkEnd w:id="45"/>
+      <w:bookmarkEnd w:id="44"/>
     </w:p>
     <w:p>
       <w:pPr>
@@ -14885,7 +14071,7 @@
           <w:b w:val="0"/>
           <w:sz w:val="22"/>
         </w:rPr>
-        <w:t>SM cập nhật nguyên nhân, hành động và minh chứng; QAM/QA/AM/OM/COO kiểm tra tiến độ.</w:t>
+        <w:t>SM cập nhật nguyên nhân, hành động và minh chứng; QA/AM/OM/COO kiểm tra tiến độ.</w:t>
       </w:r>
     </w:p>
     <w:p>
@@ -14980,7 +14166,7 @@
         <w:drawing>
           <wp:inline xmlns:a="http://schemas.openxmlformats.org/drawingml/2006/main" xmlns:pic="http://schemas.openxmlformats.org/drawingml/2006/picture">
             <wp:extent cx="5852160" cy="4470400"/>
-            <wp:docPr id="57" name="Picture 57"/>
+            <wp:docPr id="53" name="Picture 53"/>
             <wp:cNvGraphicFramePr>
               <a:graphicFrameLocks noChangeAspect="1"/>
             </wp:cNvGraphicFramePr>
@@ -14992,7 +14178,7 @@
                     <pic:cNvPicPr/>
                   </pic:nvPicPr>
                   <pic:blipFill>
-                    <a:blip r:embed="rId65"/>
+                    <a:blip r:embed="rId61"/>
                     <a:stretch>
                       <a:fillRect/>
                     </a:stretch>
@@ -15026,7 +14212,7 @@
       </w:r>
     </w:p>
     <w:p>
-      <w:bookmarkStart w:id="46" w:name="toc_thong_bao"/>
+      <w:bookmarkStart w:id="45" w:name="toc_thong_bao"/>
       <w:pPr>
         <w:pStyle w:val="Heading1"/>
       </w:pPr>
@@ -15038,7 +14224,7 @@
         </w:rPr>
         <w:t>10. Thông báo và điều hướng</w:t>
       </w:r>
-      <w:bookmarkEnd w:id="46"/>
+      <w:bookmarkEnd w:id="45"/>
     </w:p>
     <w:p>
       <w:pPr>
@@ -15080,7 +14266,7 @@
       </w:r>
     </w:p>
     <w:p>
-      <w:bookmarkStart w:id="47" w:name="toc_notification_center"/>
+      <w:bookmarkStart w:id="46" w:name="toc_notification_center"/>
       <w:pPr>
         <w:pStyle w:val="Heading2"/>
       </w:pPr>
@@ -15092,7 +14278,7 @@
         </w:rPr>
         <w:t>10.1. Mở trung tâm thông báo</w:t>
       </w:r>
-      <w:bookmarkEnd w:id="47"/>
+      <w:bookmarkEnd w:id="46"/>
     </w:p>
     <w:p>
       <w:pPr>
@@ -15212,7 +14398,7 @@
         <w:drawing>
           <wp:inline xmlns:a="http://schemas.openxmlformats.org/drawingml/2006/main" xmlns:pic="http://schemas.openxmlformats.org/drawingml/2006/picture">
             <wp:extent cx="5852160" cy="4470400"/>
-            <wp:docPr id="58" name="Picture 58"/>
+            <wp:docPr id="54" name="Picture 54"/>
             <wp:cNvGraphicFramePr>
               <a:graphicFrameLocks noChangeAspect="1"/>
             </wp:cNvGraphicFramePr>
@@ -15224,7 +14410,7 @@
                     <pic:cNvPicPr/>
                   </pic:nvPicPr>
                   <pic:blipFill>
-                    <a:blip r:embed="rId66"/>
+                    <a:blip r:embed="rId62"/>
                     <a:stretch>
                       <a:fillRect/>
                     </a:stretch>
@@ -15258,7 +14444,7 @@
       </w:r>
     </w:p>
     <w:p>
-      <w:bookmarkStart w:id="48" w:name="toc_notification_types"/>
+      <w:bookmarkStart w:id="47" w:name="toc_notification_types"/>
       <w:pPr>
         <w:pStyle w:val="Heading2"/>
       </w:pPr>
@@ -15270,7 +14456,7 @@
         </w:rPr>
         <w:t>10.2. Các loại thông báo thường gặp</w:t>
       </w:r>
-      <w:bookmarkEnd w:id="48"/>
+      <w:bookmarkEnd w:id="47"/>
     </w:p>
     <w:p>
       <w:pPr>
@@ -15367,7 +14553,7 @@
                 <w:rFonts w:ascii="Arial" w:hAnsi="Arial"/>
                 <w:sz w:val="20"/>
               </w:rPr>
-              <w:t>audit-plan-published</w:t>
+              <w:t>Kế hoạch audit được phát hành</w:t>
             </w:r>
           </w:p>
         </w:tc>
@@ -15395,7 +14581,7 @@
                 <w:rFonts w:ascii="Arial" w:hAnsi="Arial"/>
                 <w:sz w:val="20"/>
               </w:rPr>
-              <w:t>Kế hoạch audit hoặc Thực hiện audit.</w:t>
+              <w:t>Mở Kế hoạch audit hoặc màn Thực hiện audit liên quan.</w:t>
             </w:r>
           </w:p>
         </w:tc>
@@ -15411,7 +14597,7 @@
                 <w:rFonts w:ascii="Arial" w:hAnsi="Arial"/>
                 <w:sz w:val="20"/>
               </w:rPr>
-              <w:t>audit-session-submitted</w:t>
+              <w:t>Bài audit đã được nộp</w:t>
             </w:r>
           </w:p>
         </w:tc>
@@ -15425,7 +14611,7 @@
                 <w:rFonts w:ascii="Arial" w:hAnsi="Arial"/>
                 <w:sz w:val="20"/>
               </w:rPr>
-              <w:t>QAM/QA owner và SM liên quan</w:t>
+              <w:t>QA và SM liên quan</w:t>
             </w:r>
           </w:p>
         </w:tc>
@@ -15439,7 +14625,7 @@
                 <w:rFonts w:ascii="Arial" w:hAnsi="Arial"/>
                 <w:sz w:val="20"/>
               </w:rPr>
-              <w:t>Kết quả audit, có thể focus đúng session.</w:t>
+              <w:t>Mở Kết quả audit của bài vừa được nộp.</w:t>
             </w:r>
           </w:p>
         </w:tc>
@@ -15455,7 +14641,7 @@
                 <w:rFonts w:ascii="Arial" w:hAnsi="Arial"/>
                 <w:sz w:val="20"/>
               </w:rPr>
-              <w:t>audit-score-confirmation-reminder</w:t>
+              <w:t>Nhắc SM xác nhận điểm</w:t>
             </w:r>
           </w:p>
         </w:tc>
@@ -15483,7 +14669,7 @@
                 <w:rFonts w:ascii="Arial" w:hAnsi="Arial"/>
                 <w:sz w:val="20"/>
               </w:rPr>
-              <w:t>Kết quả audit cần xác nhận điểm.</w:t>
+              <w:t>Mở Kết quả audit đang chờ xác nhận điểm.</w:t>
             </w:r>
           </w:p>
         </w:tc>
@@ -15499,7 +14685,7 @@
                 <w:rFonts w:ascii="Arial" w:hAnsi="Arial"/>
                 <w:sz w:val="20"/>
               </w:rPr>
-              <w:t>audit-score-auto-confirmed</w:t>
+              <w:t>Hệ thống tự xác nhận điểm sau 120 giờ</w:t>
             </w:r>
           </w:p>
         </w:tc>
@@ -15527,7 +14713,7 @@
                 <w:rFonts w:ascii="Arial" w:hAnsi="Arial"/>
                 <w:sz w:val="20"/>
               </w:rPr>
-              <w:t>Kết quả audit đã được hệ thống xác nhận sau 120 giờ.</w:t>
+              <w:t>Mở Kết quả audit đã được hệ thống tự xác nhận.</w:t>
             </w:r>
           </w:p>
         </w:tc>
@@ -15543,7 +14729,7 @@
                 <w:rFonts w:ascii="Arial" w:hAnsi="Arial"/>
                 <w:sz w:val="20"/>
               </w:rPr>
-              <w:t>audit-score-confirmed</w:t>
+              <w:t>SM đã xác nhận điểm</w:t>
             </w:r>
           </w:p>
         </w:tc>
@@ -15557,7 +14743,7 @@
                 <w:rFonts w:ascii="Arial" w:hAnsi="Arial"/>
                 <w:sz w:val="20"/>
               </w:rPr>
-              <w:t>Plan owner/QAM</w:t>
+              <w:t>QA</w:t>
             </w:r>
           </w:p>
         </w:tc>
@@ -15571,7 +14757,7 @@
                 <w:rFonts w:ascii="Arial" w:hAnsi="Arial"/>
                 <w:sz w:val="20"/>
               </w:rPr>
-              <w:t>Kết quả audit đã được SM xác nhận.</w:t>
+              <w:t>Mở Kết quả audit đã được SM xác nhận.</w:t>
             </w:r>
           </w:p>
         </w:tc>
@@ -15587,7 +14773,7 @@
                 <w:rFonts w:ascii="Arial" w:hAnsi="Arial"/>
                 <w:sz w:val="20"/>
               </w:rPr>
-              <w:t>action-plan-created</w:t>
+              <w:t>Action Plan mới được tạo</w:t>
             </w:r>
           </w:p>
         </w:tc>
@@ -15615,7 +14801,7 @@
                 <w:rFonts w:ascii="Arial" w:hAnsi="Arial"/>
                 <w:sz w:val="20"/>
               </w:rPr>
-              <w:t>Chi tiết Action Plan mới.</w:t>
+              <w:t>Mở Chi tiết Action Plan mới.</w:t>
             </w:r>
           </w:p>
         </w:tc>
@@ -15631,7 +14817,7 @@
                 <w:rFonts w:ascii="Arial" w:hAnsi="Arial"/>
                 <w:sz w:val="20"/>
               </w:rPr>
-              <w:t>action-plan-due-soon / action-plan-overdue</w:t>
+              <w:t>Action Plan sắp đến hạn hoặc quá hạn</w:t>
             </w:r>
           </w:p>
         </w:tc>
@@ -15659,7 +14845,7 @@
                 <w:rFonts w:ascii="Arial" w:hAnsi="Arial"/>
                 <w:sz w:val="20"/>
               </w:rPr>
-              <w:t>Chi tiết Action Plan cần xử lý.</w:t>
+              <w:t>Mở Chi tiết Action Plan cần xử lý.</w:t>
             </w:r>
           </w:p>
         </w:tc>
@@ -15675,7 +14861,7 @@
                 <w:rFonts w:ascii="Arial" w:hAnsi="Arial"/>
                 <w:sz w:val="20"/>
               </w:rPr>
-              <w:t>audit-overdue-reminder</w:t>
+              <w:t>Nhắc audit quá hạn</w:t>
             </w:r>
           </w:p>
         </w:tc>
@@ -15703,7 +14889,7 @@
                 <w:rFonts w:ascii="Arial" w:hAnsi="Arial"/>
                 <w:sz w:val="20"/>
               </w:rPr>
-              <w:t>Thực hiện audit hoặc kế hoạch audit bị trễ.</w:t>
+              <w:t>Mở màn Thực hiện audit hoặc Kế hoạch audit bị trễ.</w:t>
             </w:r>
           </w:p>
         </w:tc>
@@ -15760,7 +14946,7 @@
       </w:r>
     </w:p>
     <w:p>
-      <w:bookmarkStart w:id="49" w:name="toc_faq"/>
+      <w:bookmarkStart w:id="48" w:name="toc_faq"/>
       <w:pPr>
         <w:pStyle w:val="Heading1"/>
       </w:pPr>
@@ -15772,7 +14958,7 @@
         </w:rPr>
         <w:t>11. Câu hỏi thường gặp</w:t>
       </w:r>
-      <w:bookmarkEnd w:id="49"/>
+      <w:bookmarkEnd w:id="48"/>
     </w:p>
     <w:p>
       <w:pPr>
@@ -15814,7 +15000,7 @@
       </w:r>
     </w:p>
     <w:p>
-      <w:bookmarkStart w:id="50" w:name="toc_faq_common"/>
+      <w:bookmarkStart w:id="49" w:name="toc_faq_common"/>
       <w:pPr>
         <w:pStyle w:val="Heading2"/>
       </w:pPr>
@@ -15826,7 +15012,7 @@
         </w:rPr>
         <w:t>11.1. Kiểm tra nhanh khi dữ liệu chưa đúng</w:t>
       </w:r>
-      <w:bookmarkEnd w:id="50"/>
+      <w:bookmarkEnd w:id="49"/>
     </w:p>
     <w:p>
       <w:pPr>
@@ -15951,7 +15137,7 @@
                 <w:rFonts w:ascii="Arial" w:hAnsi="Arial"/>
                 <w:sz w:val="20"/>
               </w:rPr>
-              <w:t>OM chỉ thấy dữ liệu thuộc brand được phân công. Kiểm tra role assignment scopeType brand và scopeIds brand.</w:t>
+              <w:t>OM chỉ thấy dữ liệu thuộc brand được phân công. Kiểm tra phạm vi brand được phân công.</w:t>
             </w:r>
           </w:p>
         </w:tc>
@@ -16139,7 +15325,7 @@
     </w:tbl>
     <w:p/>
     <w:p>
-      <w:bookmarkStart w:id="51" w:name="toc_faq_permission_workflow"/>
+      <w:bookmarkStart w:id="50" w:name="toc_faq_permission_workflow"/>
       <w:pPr>
         <w:pStyle w:val="Heading2"/>
       </w:pPr>
@@ -16151,7 +15337,7 @@
         </w:rPr>
         <w:t>11.2. Quyền thao tác và luồng xử lý</w:t>
       </w:r>
-      <w:bookmarkEnd w:id="51"/>
+      <w:bookmarkEnd w:id="50"/>
     </w:p>
     <w:p>
       <w:pPr>
@@ -16292,7 +15478,7 @@
                 <w:rFonts w:ascii="Arial" w:hAnsi="Arial"/>
                 <w:sz w:val="20"/>
               </w:rPr>
-              <w:t>QAM có chỉnh sửa kết quả sau khi SM xác nhận không?</w:t>
+              <w:t>QA có chỉnh sửa kết quả sau khi SM xác nhận không?</w:t>
             </w:r>
           </w:p>
         </w:tc>
@@ -16306,7 +15492,7 @@
                 <w:rFonts w:ascii="Arial" w:hAnsi="Arial"/>
                 <w:sz w:val="20"/>
               </w:rPr>
-              <w:t>Không. QAM chỉ chỉnh sửa trước khi điểm được xác nhận; sau khi xác nhận kết quả bị khóa.</w:t>
+              <w:t>Không. QA chỉ chỉnh sửa trước khi điểm được xác nhận; sau khi xác nhận kết quả bị khóa.</w:t>
             </w:r>
           </w:p>
         </w:tc>
@@ -16396,7 +15582,7 @@
                 <w:rFonts w:ascii="Arial" w:hAnsi="Arial"/>
                 <w:sz w:val="20"/>
               </w:rPr>
-              <w:t>QA/QAM/OM thường xem và theo dõi; SM là người cập nhật nguyên nhân, hành động, người thực hiện, ngày hoàn thành và minh chứng trong phạm vi cửa hàng.</w:t>
+              <w:t>QA/OM thường xem và theo dõi; SM là người cập nhật nguyên nhân, hành động, người thực hiện, ngày hoàn thành và minh chứng trong phạm vi cửa hàng.</w:t>
             </w:r>
           </w:p>
         </w:tc>
